--- a/docs/developpement/phases/word/PHASE_55_CE_QUIL_TE_RESTE_ET_MES_FRAIS.docx
+++ b/docs/developpement/phases/word/PHASE_55_CE_QUIL_TE_RESTE_ET_MES_FRAIS.docx
@@ -20,7 +20,7 @@
       <w:r>
         <w:t xml:space="preserve">FlaiX Expert · dossier de développement · généré le 2026-10-19 depuis le dépôt </w:t>
       </w:r>
-      <w:hyperlink w:history="1" r:id="rId2yagoolexdlk7rc_vcqat">
+      <w:hyperlink w:history="1" r:id="rIdlhnuj98hdzrxsgpikco4y">
         <w:r>
           <w:rPr>
             <w:rStyle w:val="Hyperlink"/>
@@ -637,7 +637,7 @@
           <w:numId w:val="2"/>
         </w:numPr>
       </w:pPr>
-      <w:hyperlink w:history="1" r:id="rIdpfnr3_aoevhptrgb6avsj">
+      <w:hyperlink w:history="1" r:id="rIdruzil4hce9_5gcss5ojid">
         <w:r>
           <w:rPr>
             <w:rStyle w:val="Hyperlink"/>
@@ -657,7 +657,7 @@
           <w:numId w:val="2"/>
         </w:numPr>
       </w:pPr>
-      <w:hyperlink w:history="1" r:id="rIdga5wai5jsrudwjih0k_hn">
+      <w:hyperlink w:history="1" r:id="rIdvwpi4tvlpmxbep9h2yoi_">
         <w:r>
           <w:rPr>
             <w:rStyle w:val="Hyperlink"/>
@@ -677,7 +677,7 @@
           <w:numId w:val="2"/>
         </w:numPr>
       </w:pPr>
-      <w:hyperlink w:history="1" r:id="rIdoqoywhsnz-_shd660cmdn">
+      <w:hyperlink w:history="1" r:id="rIdxzdt7yk9ewgnm1kzjqzle">
         <w:r>
           <w:rPr>
             <w:rStyle w:val="Hyperlink"/>
@@ -725,7 +725,7 @@
       <w:r>
         <w:t xml:space="preserve"> — créé — </w:t>
       </w:r>
-      <w:hyperlink w:history="1" r:id="rIdrrhtg1vcuclkcvtu41ani">
+      <w:hyperlink w:history="1" r:id="rIdhi08yyhglbdfuwgdo7z7f">
         <w:r>
           <w:rPr>
             <w:rStyle w:val="Hyperlink"/>
@@ -762,7 +762,7 @@
       <w:r>
         <w:t xml:space="preserve"> — créé — </w:t>
       </w:r>
-      <w:hyperlink w:history="1" r:id="rIdcgqsnubo84kxdqhfr4yxw">
+      <w:hyperlink w:history="1" r:id="rIdkeby7v3mrgrqi7s6_hsut">
         <w:r>
           <w:rPr>
             <w:rStyle w:val="Hyperlink"/>
@@ -791,7 +791,7 @@
       <w:r>
         <w:t xml:space="preserve"> — créé — </w:t>
       </w:r>
-      <w:hyperlink w:history="1" r:id="rIdy88ijlihu4are_8eaoeut">
+      <w:hyperlink w:history="1" r:id="rIdjn793inplukzzedte0_uf">
         <w:r>
           <w:rPr>
             <w:rStyle w:val="Hyperlink"/>
@@ -828,7 +828,7 @@
       <w:r>
         <w:t xml:space="preserve"> — modifié — </w:t>
       </w:r>
-      <w:hyperlink w:history="1" r:id="rIdwwahsgseiwpjvmornuhfd">
+      <w:hyperlink w:history="1" r:id="rIdycwyvr_0qkdvigvj4om3k">
         <w:r>
           <w:rPr>
             <w:rStyle w:val="Hyperlink"/>
@@ -857,7 +857,7 @@
       <w:r>
         <w:t xml:space="preserve"> — modifié — </w:t>
       </w:r>
-      <w:hyperlink w:history="1" r:id="rIdb65tu5ku_sxxlz7eb9uu0">
+      <w:hyperlink w:history="1" r:id="rIddefoyhyqqhuaymzquy7hf">
         <w:r>
           <w:rPr>
             <w:rStyle w:val="Hyperlink"/>
@@ -886,7 +886,7 @@
       <w:r>
         <w:t xml:space="preserve"> — créé — </w:t>
       </w:r>
-      <w:hyperlink w:history="1" r:id="rId2hpvq0qxysxg489nvlzai">
+      <w:hyperlink w:history="1" r:id="rIdlyujx-c4tlrhn2n7pqgmh">
         <w:r>
           <w:rPr>
             <w:rStyle w:val="Hyperlink"/>
@@ -915,7 +915,7 @@
       <w:r>
         <w:t xml:space="preserve"> — modifié — </w:t>
       </w:r>
-      <w:hyperlink w:history="1" r:id="rIdhg_pgspbghosqbo6zksyh">
+      <w:hyperlink w:history="1" r:id="rId6uecmmzxxu2x97jh30dkj">
         <w:r>
           <w:rPr>
             <w:rStyle w:val="Hyperlink"/>
@@ -944,7 +944,7 @@
       <w:r>
         <w:t xml:space="preserve"> — modifié — </w:t>
       </w:r>
-      <w:hyperlink w:history="1" r:id="rId-vglmwxhoa6z1xnkogf49">
+      <w:hyperlink w:history="1" r:id="rIdscq8s8hjc6tspjzugrw5a">
         <w:r>
           <w:rPr>
             <w:rStyle w:val="Hyperlink"/>
@@ -973,7 +973,7 @@
       <w:r>
         <w:t xml:space="preserve"> — modifié — </w:t>
       </w:r>
-      <w:hyperlink w:history="1" r:id="rIdneisq1hwnrn-hdrcdulge">
+      <w:hyperlink w:history="1" r:id="rId6anhuznt_osdvnlnrknxx">
         <w:r>
           <w:rPr>
             <w:rStyle w:val="Hyperlink"/>
@@ -1010,7 +1010,7 @@
       <w:r>
         <w:t xml:space="preserve"> — modifié — </w:t>
       </w:r>
-      <w:hyperlink w:history="1" r:id="rIdpzdotuq_jxsrqiatzv4lt">
+      <w:hyperlink w:history="1" r:id="rId9ge5qz5twzahush5oo8c_">
         <w:r>
           <w:rPr>
             <w:rStyle w:val="Hyperlink"/>
@@ -1039,7 +1039,7 @@
       <w:r>
         <w:t xml:space="preserve"> — modifié — </w:t>
       </w:r>
-      <w:hyperlink w:history="1" r:id="rIdywj5homzbk5ucxt7-taca">
+      <w:hyperlink w:history="1" r:id="rIdt3-hasam8z6ki7g2z_fni">
         <w:r>
           <w:rPr>
             <w:rStyle w:val="Hyperlink"/>
@@ -1068,7 +1068,7 @@
       <w:r>
         <w:t xml:space="preserve"> — créé — </w:t>
       </w:r>
-      <w:hyperlink w:history="1" r:id="rIdgmjn8fg65ojxmz-ma4bih">
+      <w:hyperlink w:history="1" r:id="rIdcx4ifducajx0m8-iamiqe">
         <w:r>
           <w:rPr>
             <w:rStyle w:val="Hyperlink"/>
@@ -1097,7 +1097,7 @@
       <w:r>
         <w:t xml:space="preserve"> — modifié — </w:t>
       </w:r>
-      <w:hyperlink w:history="1" r:id="rIdsj4wdd6rae-jlok9ftxxd">
+      <w:hyperlink w:history="1" r:id="rIdcwvqrkn3ypnb3cfsjenyb">
         <w:r>
           <w:rPr>
             <w:rStyle w:val="Hyperlink"/>
@@ -1134,7 +1134,7 @@
       <w:r>
         <w:t xml:space="preserve"> — modifié — </w:t>
       </w:r>
-      <w:hyperlink w:history="1" r:id="rIdtzblgzbqwjl39ztjokxex">
+      <w:hyperlink w:history="1" r:id="rId6glmbjopbudne73chiknc">
         <w:r>
           <w:rPr>
             <w:rStyle w:val="Hyperlink"/>
@@ -1163,7 +1163,7 @@
       <w:r>
         <w:t xml:space="preserve"> — créé — </w:t>
       </w:r>
-      <w:hyperlink w:history="1" r:id="rIdilx42aq92aj7hqaam-oty">
+      <w:hyperlink w:history="1" r:id="rId0nplk6dxeq8abott6prpw">
         <w:r>
           <w:rPr>
             <w:rStyle w:val="Hyperlink"/>
@@ -1192,7 +1192,7 @@
       <w:r>
         <w:t xml:space="preserve"> — créé — </w:t>
       </w:r>
-      <w:hyperlink w:history="1" r:id="rIdwavtdmebubddibbgd2jqo">
+      <w:hyperlink w:history="1" r:id="rIdyccthmah5lohsfndpquio">
         <w:r>
           <w:rPr>
             <w:rStyle w:val="Hyperlink"/>
@@ -1221,7 +1221,7 @@
       <w:r>
         <w:t xml:space="preserve"> — modifié — </w:t>
       </w:r>
-      <w:hyperlink w:history="1" r:id="rIdmw28s57rwe0j55lvsvmmd">
+      <w:hyperlink w:history="1" r:id="rId3ig-t0f4lzwyornf8mvue">
         <w:r>
           <w:rPr>
             <w:rStyle w:val="Hyperlink"/>
@@ -1250,7 +1250,7 @@
       <w:r>
         <w:t xml:space="preserve"> — modifié — </w:t>
       </w:r>
-      <w:hyperlink w:history="1" r:id="rIdhbkcwywv_xhz4iuemrtk9">
+      <w:hyperlink w:history="1" r:id="rIdlzrpbozhpfjagnhaag2q5">
         <w:r>
           <w:rPr>
             <w:rStyle w:val="Hyperlink"/>
@@ -1279,7 +1279,7 @@
       <w:r>
         <w:t xml:space="preserve"> — modifié — </w:t>
       </w:r>
-      <w:hyperlink w:history="1" r:id="rIdmjyvwajwz-mz5phfm4z6b">
+      <w:hyperlink w:history="1" r:id="rIdq_-qrlk5av0oasufnmyel">
         <w:r>
           <w:rPr>
             <w:rStyle w:val="Hyperlink"/>
@@ -1308,7 +1308,7 @@
       <w:r>
         <w:t xml:space="preserve"> — modifié — </w:t>
       </w:r>
-      <w:hyperlink w:history="1" r:id="rIdelumlcgsxg7csabodis30">
+      <w:hyperlink w:history="1" r:id="rIdkb7cxxy0b4wzql4mmz0gn">
         <w:r>
           <w:rPr>
             <w:rStyle w:val="Hyperlink"/>
@@ -1337,7 +1337,7 @@
       <w:r>
         <w:t xml:space="preserve"> — modifié — </w:t>
       </w:r>
-      <w:hyperlink w:history="1" r:id="rIdlhojpqwzxzi9btg8urd-t">
+      <w:hyperlink w:history="1" r:id="rIdy-q98gfri4l6iy6-tck0m">
         <w:r>
           <w:rPr>
             <w:rStyle w:val="Hyperlink"/>
@@ -1366,7 +1366,7 @@
       <w:r>
         <w:t xml:space="preserve"> — modifié — </w:t>
       </w:r>
-      <w:hyperlink w:history="1" r:id="rIdhqvmnqjv4tg57ma_ubaqd">
+      <w:hyperlink w:history="1" r:id="rIdarkedkn2_ifl5inttwxry">
         <w:r>
           <w:rPr>
             <w:rStyle w:val="Hyperlink"/>
@@ -1395,7 +1395,7 @@
       <w:r>
         <w:t xml:space="preserve"> — modifié — </w:t>
       </w:r>
-      <w:hyperlink w:history="1" r:id="rIdckibomw9nugxtldf5tqos">
+      <w:hyperlink w:history="1" r:id="rIdy8ydwrqkqd3il0bgokcju">
         <w:r>
           <w:rPr>
             <w:rStyle w:val="Hyperlink"/>
@@ -1424,7 +1424,7 @@
       <w:r>
         <w:t xml:space="preserve"> — modifié — </w:t>
       </w:r>
-      <w:hyperlink w:history="1" r:id="rIdbdh3yljcxwlu5yb5ojqq_">
+      <w:hyperlink w:history="1" r:id="rId53pycgs-dehou98kz9e_l">
         <w:r>
           <w:rPr>
             <w:rStyle w:val="Hyperlink"/>
@@ -1453,7 +1453,7 @@
       <w:r>
         <w:t xml:space="preserve"> — modifié — </w:t>
       </w:r>
-      <w:hyperlink w:history="1" r:id="rIdb5isnxgv6dle-jjs_cvgz">
+      <w:hyperlink w:history="1" r:id="rId3ejq29cdfzromvggzqgwt">
         <w:r>
           <w:rPr>
             <w:rStyle w:val="Hyperlink"/>

--- a/docs/developpement/phases/word/PHASE_55_CE_QUIL_TE_RESTE_ET_MES_FRAIS.docx
+++ b/docs/developpement/phases/word/PHASE_55_CE_QUIL_TE_RESTE_ET_MES_FRAIS.docx
@@ -20,7 +20,7 @@
       <w:r>
         <w:t xml:space="preserve">FlaiX Expert · dossier de développement · généré le 2026-10-19 depuis le dépôt </w:t>
       </w:r>
-      <w:hyperlink w:history="1" r:id="rIdlhnuj98hdzrxsgpikco4y">
+      <w:hyperlink w:history="1" r:id="rIdpzz-yiqhwxkgf-dbb-g3n">
         <w:r>
           <w:rPr>
             <w:rStyle w:val="Hyperlink"/>
@@ -637,7 +637,7 @@
           <w:numId w:val="2"/>
         </w:numPr>
       </w:pPr>
-      <w:hyperlink w:history="1" r:id="rIdruzil4hce9_5gcss5ojid">
+      <w:hyperlink w:history="1" r:id="rIdj9endpnmid_gnnelrtq6r">
         <w:r>
           <w:rPr>
             <w:rStyle w:val="Hyperlink"/>
@@ -657,7 +657,7 @@
           <w:numId w:val="2"/>
         </w:numPr>
       </w:pPr>
-      <w:hyperlink w:history="1" r:id="rIdvwpi4tvlpmxbep9h2yoi_">
+      <w:hyperlink w:history="1" r:id="rIdtbraclzeumvzumvkn5adm">
         <w:r>
           <w:rPr>
             <w:rStyle w:val="Hyperlink"/>
@@ -677,7 +677,7 @@
           <w:numId w:val="2"/>
         </w:numPr>
       </w:pPr>
-      <w:hyperlink w:history="1" r:id="rIdxzdt7yk9ewgnm1kzjqzle">
+      <w:hyperlink w:history="1" r:id="rIdunrzq4u3hzfz31qarp007">
         <w:r>
           <w:rPr>
             <w:rStyle w:val="Hyperlink"/>
@@ -725,7 +725,7 @@
       <w:r>
         <w:t xml:space="preserve"> — créé — </w:t>
       </w:r>
-      <w:hyperlink w:history="1" r:id="rIdhi08yyhglbdfuwgdo7z7f">
+      <w:hyperlink w:history="1" r:id="rId96885rxih-plip717ayb9">
         <w:r>
           <w:rPr>
             <w:rStyle w:val="Hyperlink"/>
@@ -762,7 +762,7 @@
       <w:r>
         <w:t xml:space="preserve"> — créé — </w:t>
       </w:r>
-      <w:hyperlink w:history="1" r:id="rIdkeby7v3mrgrqi7s6_hsut">
+      <w:hyperlink w:history="1" r:id="rIdc2c8sqagq9ooylcyzxjn7">
         <w:r>
           <w:rPr>
             <w:rStyle w:val="Hyperlink"/>
@@ -791,7 +791,7 @@
       <w:r>
         <w:t xml:space="preserve"> — créé — </w:t>
       </w:r>
-      <w:hyperlink w:history="1" r:id="rIdjn793inplukzzedte0_uf">
+      <w:hyperlink w:history="1" r:id="rIdhz734w03nqugyazf0_qp2">
         <w:r>
           <w:rPr>
             <w:rStyle w:val="Hyperlink"/>
@@ -828,7 +828,7 @@
       <w:r>
         <w:t xml:space="preserve"> — modifié — </w:t>
       </w:r>
-      <w:hyperlink w:history="1" r:id="rIdycwyvr_0qkdvigvj4om3k">
+      <w:hyperlink w:history="1" r:id="rIddoj3j0wagkwrtbf73drr0">
         <w:r>
           <w:rPr>
             <w:rStyle w:val="Hyperlink"/>
@@ -857,7 +857,7 @@
       <w:r>
         <w:t xml:space="preserve"> — modifié — </w:t>
       </w:r>
-      <w:hyperlink w:history="1" r:id="rIddefoyhyqqhuaymzquy7hf">
+      <w:hyperlink w:history="1" r:id="rIdylt5she3lxvk42e_x-ngu">
         <w:r>
           <w:rPr>
             <w:rStyle w:val="Hyperlink"/>
@@ -886,7 +886,7 @@
       <w:r>
         <w:t xml:space="preserve"> — créé — </w:t>
       </w:r>
-      <w:hyperlink w:history="1" r:id="rIdlyujx-c4tlrhn2n7pqgmh">
+      <w:hyperlink w:history="1" r:id="rIdfbnoi7bugtrkvvy73m-5d">
         <w:r>
           <w:rPr>
             <w:rStyle w:val="Hyperlink"/>
@@ -915,7 +915,7 @@
       <w:r>
         <w:t xml:space="preserve"> — modifié — </w:t>
       </w:r>
-      <w:hyperlink w:history="1" r:id="rId6uecmmzxxu2x97jh30dkj">
+      <w:hyperlink w:history="1" r:id="rIdecvo_lqe8pulvbiboln-0">
         <w:r>
           <w:rPr>
             <w:rStyle w:val="Hyperlink"/>
@@ -944,7 +944,7 @@
       <w:r>
         <w:t xml:space="preserve"> — modifié — </w:t>
       </w:r>
-      <w:hyperlink w:history="1" r:id="rIdscq8s8hjc6tspjzugrw5a">
+      <w:hyperlink w:history="1" r:id="rId-eovpkda_fe5gk-evphyb">
         <w:r>
           <w:rPr>
             <w:rStyle w:val="Hyperlink"/>
@@ -973,7 +973,7 @@
       <w:r>
         <w:t xml:space="preserve"> — modifié — </w:t>
       </w:r>
-      <w:hyperlink w:history="1" r:id="rId6anhuznt_osdvnlnrknxx">
+      <w:hyperlink w:history="1" r:id="rIdihx_6llcrtmflwt2aawzt">
         <w:r>
           <w:rPr>
             <w:rStyle w:val="Hyperlink"/>
@@ -1010,7 +1010,7 @@
       <w:r>
         <w:t xml:space="preserve"> — modifié — </w:t>
       </w:r>
-      <w:hyperlink w:history="1" r:id="rId9ge5qz5twzahush5oo8c_">
+      <w:hyperlink w:history="1" r:id="rIdsyuntagfadbqslj4jwsu5">
         <w:r>
           <w:rPr>
             <w:rStyle w:val="Hyperlink"/>
@@ -1039,7 +1039,7 @@
       <w:r>
         <w:t xml:space="preserve"> — modifié — </w:t>
       </w:r>
-      <w:hyperlink w:history="1" r:id="rIdt3-hasam8z6ki7g2z_fni">
+      <w:hyperlink w:history="1" r:id="rId2ov5sqnb5zn3pc8gz4u1d">
         <w:r>
           <w:rPr>
             <w:rStyle w:val="Hyperlink"/>
@@ -1068,7 +1068,7 @@
       <w:r>
         <w:t xml:space="preserve"> — créé — </w:t>
       </w:r>
-      <w:hyperlink w:history="1" r:id="rIdcx4ifducajx0m8-iamiqe">
+      <w:hyperlink w:history="1" r:id="rIdkv551gtmt2_qs-un1zuv9">
         <w:r>
           <w:rPr>
             <w:rStyle w:val="Hyperlink"/>
@@ -1097,7 +1097,7 @@
       <w:r>
         <w:t xml:space="preserve"> — modifié — </w:t>
       </w:r>
-      <w:hyperlink w:history="1" r:id="rIdcwvqrkn3ypnb3cfsjenyb">
+      <w:hyperlink w:history="1" r:id="rIdl9qx4anjrzhqn2sip9gps">
         <w:r>
           <w:rPr>
             <w:rStyle w:val="Hyperlink"/>
@@ -1134,7 +1134,7 @@
       <w:r>
         <w:t xml:space="preserve"> — modifié — </w:t>
       </w:r>
-      <w:hyperlink w:history="1" r:id="rId6glmbjopbudne73chiknc">
+      <w:hyperlink w:history="1" r:id="rId3mbtxzdavnlsavhmbklvu">
         <w:r>
           <w:rPr>
             <w:rStyle w:val="Hyperlink"/>
@@ -1163,7 +1163,7 @@
       <w:r>
         <w:t xml:space="preserve"> — créé — </w:t>
       </w:r>
-      <w:hyperlink w:history="1" r:id="rId0nplk6dxeq8abott6prpw">
+      <w:hyperlink w:history="1" r:id="rId3krrfadhfonrdofrv2yfs">
         <w:r>
           <w:rPr>
             <w:rStyle w:val="Hyperlink"/>
@@ -1192,7 +1192,7 @@
       <w:r>
         <w:t xml:space="preserve"> — créé — </w:t>
       </w:r>
-      <w:hyperlink w:history="1" r:id="rIdyccthmah5lohsfndpquio">
+      <w:hyperlink w:history="1" r:id="rIduyzxnhivjji927if-w8so">
         <w:r>
           <w:rPr>
             <w:rStyle w:val="Hyperlink"/>
@@ -1221,7 +1221,7 @@
       <w:r>
         <w:t xml:space="preserve"> — modifié — </w:t>
       </w:r>
-      <w:hyperlink w:history="1" r:id="rId3ig-t0f4lzwyornf8mvue">
+      <w:hyperlink w:history="1" r:id="rIdae_6h2ib6aezy-jbpg1dy">
         <w:r>
           <w:rPr>
             <w:rStyle w:val="Hyperlink"/>
@@ -1250,7 +1250,7 @@
       <w:r>
         <w:t xml:space="preserve"> — modifié — </w:t>
       </w:r>
-      <w:hyperlink w:history="1" r:id="rIdlzrpbozhpfjagnhaag2q5">
+      <w:hyperlink w:history="1" r:id="rIdkunc4qgf4qeo05czyqphm">
         <w:r>
           <w:rPr>
             <w:rStyle w:val="Hyperlink"/>
@@ -1279,7 +1279,7 @@
       <w:r>
         <w:t xml:space="preserve"> — modifié — </w:t>
       </w:r>
-      <w:hyperlink w:history="1" r:id="rIdq_-qrlk5av0oasufnmyel">
+      <w:hyperlink w:history="1" r:id="rId_qtynzyu3bh-mn4gmcc27">
         <w:r>
           <w:rPr>
             <w:rStyle w:val="Hyperlink"/>
@@ -1308,7 +1308,7 @@
       <w:r>
         <w:t xml:space="preserve"> — modifié — </w:t>
       </w:r>
-      <w:hyperlink w:history="1" r:id="rIdkb7cxxy0b4wzql4mmz0gn">
+      <w:hyperlink w:history="1" r:id="rIdkzozktyy_skz7azxjv23d">
         <w:r>
           <w:rPr>
             <w:rStyle w:val="Hyperlink"/>
@@ -1337,7 +1337,7 @@
       <w:r>
         <w:t xml:space="preserve"> — modifié — </w:t>
       </w:r>
-      <w:hyperlink w:history="1" r:id="rIdy-q98gfri4l6iy6-tck0m">
+      <w:hyperlink w:history="1" r:id="rIdhrbcbztu8nlbczlsceaz_">
         <w:r>
           <w:rPr>
             <w:rStyle w:val="Hyperlink"/>
@@ -1366,7 +1366,7 @@
       <w:r>
         <w:t xml:space="preserve"> — modifié — </w:t>
       </w:r>
-      <w:hyperlink w:history="1" r:id="rIdarkedkn2_ifl5inttwxry">
+      <w:hyperlink w:history="1" r:id="rId3jbuv266vomecwoosjadr">
         <w:r>
           <w:rPr>
             <w:rStyle w:val="Hyperlink"/>
@@ -1395,7 +1395,7 @@
       <w:r>
         <w:t xml:space="preserve"> — modifié — </w:t>
       </w:r>
-      <w:hyperlink w:history="1" r:id="rIdy8ydwrqkqd3il0bgokcju">
+      <w:hyperlink w:history="1" r:id="rIdxxa2u2270474hkfticsh8">
         <w:r>
           <w:rPr>
             <w:rStyle w:val="Hyperlink"/>
@@ -1424,7 +1424,7 @@
       <w:r>
         <w:t xml:space="preserve"> — modifié — </w:t>
       </w:r>
-      <w:hyperlink w:history="1" r:id="rId53pycgs-dehou98kz9e_l">
+      <w:hyperlink w:history="1" r:id="rIdpl-gxh8tchqm3vko7wk3g">
         <w:r>
           <w:rPr>
             <w:rStyle w:val="Hyperlink"/>
@@ -1453,7 +1453,7 @@
       <w:r>
         <w:t xml:space="preserve"> — modifié — </w:t>
       </w:r>
-      <w:hyperlink w:history="1" r:id="rId3ejq29cdfzromvggzqgwt">
+      <w:hyperlink w:history="1" r:id="rIdjr05wxwglk4hnlksu5bbq">
         <w:r>
           <w:rPr>
             <w:rStyle w:val="Hyperlink"/>

--- a/docs/developpement/phases/word/PHASE_55_CE_QUIL_TE_RESTE_ET_MES_FRAIS.docx
+++ b/docs/developpement/phases/word/PHASE_55_CE_QUIL_TE_RESTE_ET_MES_FRAIS.docx
@@ -20,7 +20,7 @@
       <w:r>
         <w:t xml:space="preserve">FlaiX Expert · dossier de développement · généré le 2026-10-19 depuis le dépôt </w:t>
       </w:r>
-      <w:hyperlink w:history="1" r:id="rIdpzz-yiqhwxkgf-dbb-g3n">
+      <w:hyperlink w:history="1" r:id="rIdty2tgm_5nso87jflf9fce">
         <w:r>
           <w:rPr>
             <w:rStyle w:val="Hyperlink"/>
@@ -637,7 +637,7 @@
           <w:numId w:val="2"/>
         </w:numPr>
       </w:pPr>
-      <w:hyperlink w:history="1" r:id="rIdj9endpnmid_gnnelrtq6r">
+      <w:hyperlink w:history="1" r:id="rIdznlly4fjojn7srqjmbwhw">
         <w:r>
           <w:rPr>
             <w:rStyle w:val="Hyperlink"/>
@@ -657,7 +657,7 @@
           <w:numId w:val="2"/>
         </w:numPr>
       </w:pPr>
-      <w:hyperlink w:history="1" r:id="rIdtbraclzeumvzumvkn5adm">
+      <w:hyperlink w:history="1" r:id="rIdi52rsiakrflbrat3kr36d">
         <w:r>
           <w:rPr>
             <w:rStyle w:val="Hyperlink"/>
@@ -677,7 +677,7 @@
           <w:numId w:val="2"/>
         </w:numPr>
       </w:pPr>
-      <w:hyperlink w:history="1" r:id="rIdunrzq4u3hzfz31qarp007">
+      <w:hyperlink w:history="1" r:id="rIdisnv7ugfbqmmbn2chrudm">
         <w:r>
           <w:rPr>
             <w:rStyle w:val="Hyperlink"/>
@@ -725,7 +725,7 @@
       <w:r>
         <w:t xml:space="preserve"> — créé — </w:t>
       </w:r>
-      <w:hyperlink w:history="1" r:id="rId96885rxih-plip717ayb9">
+      <w:hyperlink w:history="1" r:id="rId1nkyhzmdpnqskhho2eosq">
         <w:r>
           <w:rPr>
             <w:rStyle w:val="Hyperlink"/>
@@ -762,7 +762,7 @@
       <w:r>
         <w:t xml:space="preserve"> — créé — </w:t>
       </w:r>
-      <w:hyperlink w:history="1" r:id="rIdc2c8sqagq9ooylcyzxjn7">
+      <w:hyperlink w:history="1" r:id="rIddyus94nwvnj29g4bq4lgj">
         <w:r>
           <w:rPr>
             <w:rStyle w:val="Hyperlink"/>
@@ -791,7 +791,7 @@
       <w:r>
         <w:t xml:space="preserve"> — créé — </w:t>
       </w:r>
-      <w:hyperlink w:history="1" r:id="rIdhz734w03nqugyazf0_qp2">
+      <w:hyperlink w:history="1" r:id="rIdqqv-rkou5dcyzg27_c6lq">
         <w:r>
           <w:rPr>
             <w:rStyle w:val="Hyperlink"/>
@@ -828,7 +828,7 @@
       <w:r>
         <w:t xml:space="preserve"> — modifié — </w:t>
       </w:r>
-      <w:hyperlink w:history="1" r:id="rIddoj3j0wagkwrtbf73drr0">
+      <w:hyperlink w:history="1" r:id="rIdzfvmmugntsfht_hs1ama8">
         <w:r>
           <w:rPr>
             <w:rStyle w:val="Hyperlink"/>
@@ -857,7 +857,7 @@
       <w:r>
         <w:t xml:space="preserve"> — modifié — </w:t>
       </w:r>
-      <w:hyperlink w:history="1" r:id="rIdylt5she3lxvk42e_x-ngu">
+      <w:hyperlink w:history="1" r:id="rIdbehswp8qps3vdx64kbvym">
         <w:r>
           <w:rPr>
             <w:rStyle w:val="Hyperlink"/>
@@ -886,7 +886,7 @@
       <w:r>
         <w:t xml:space="preserve"> — créé — </w:t>
       </w:r>
-      <w:hyperlink w:history="1" r:id="rIdfbnoi7bugtrkvvy73m-5d">
+      <w:hyperlink w:history="1" r:id="rIdhxsh1ckruxisfxrdp4mmm">
         <w:r>
           <w:rPr>
             <w:rStyle w:val="Hyperlink"/>
@@ -915,7 +915,7 @@
       <w:r>
         <w:t xml:space="preserve"> — modifié — </w:t>
       </w:r>
-      <w:hyperlink w:history="1" r:id="rIdecvo_lqe8pulvbiboln-0">
+      <w:hyperlink w:history="1" r:id="rIdi7xdow-epdihaf9s5-ndg">
         <w:r>
           <w:rPr>
             <w:rStyle w:val="Hyperlink"/>
@@ -944,7 +944,7 @@
       <w:r>
         <w:t xml:space="preserve"> — modifié — </w:t>
       </w:r>
-      <w:hyperlink w:history="1" r:id="rId-eovpkda_fe5gk-evphyb">
+      <w:hyperlink w:history="1" r:id="rIdrmfbswxueadbzbgladioo">
         <w:r>
           <w:rPr>
             <w:rStyle w:val="Hyperlink"/>
@@ -973,7 +973,7 @@
       <w:r>
         <w:t xml:space="preserve"> — modifié — </w:t>
       </w:r>
-      <w:hyperlink w:history="1" r:id="rIdihx_6llcrtmflwt2aawzt">
+      <w:hyperlink w:history="1" r:id="rId5lsbbzpxaukkl8cdwch6v">
         <w:r>
           <w:rPr>
             <w:rStyle w:val="Hyperlink"/>
@@ -1010,7 +1010,7 @@
       <w:r>
         <w:t xml:space="preserve"> — modifié — </w:t>
       </w:r>
-      <w:hyperlink w:history="1" r:id="rIdsyuntagfadbqslj4jwsu5">
+      <w:hyperlink w:history="1" r:id="rIdrvymlfwebw_zddhyk2qlv">
         <w:r>
           <w:rPr>
             <w:rStyle w:val="Hyperlink"/>
@@ -1039,7 +1039,7 @@
       <w:r>
         <w:t xml:space="preserve"> — modifié — </w:t>
       </w:r>
-      <w:hyperlink w:history="1" r:id="rId2ov5sqnb5zn3pc8gz4u1d">
+      <w:hyperlink w:history="1" r:id="rIdai8vmu54zsj0auhwvcxjy">
         <w:r>
           <w:rPr>
             <w:rStyle w:val="Hyperlink"/>
@@ -1068,7 +1068,7 @@
       <w:r>
         <w:t xml:space="preserve"> — créé — </w:t>
       </w:r>
-      <w:hyperlink w:history="1" r:id="rIdkv551gtmt2_qs-un1zuv9">
+      <w:hyperlink w:history="1" r:id="rId1avkwgrnebz1xhbjbhsmw">
         <w:r>
           <w:rPr>
             <w:rStyle w:val="Hyperlink"/>
@@ -1097,7 +1097,7 @@
       <w:r>
         <w:t xml:space="preserve"> — modifié — </w:t>
       </w:r>
-      <w:hyperlink w:history="1" r:id="rIdl9qx4anjrzhqn2sip9gps">
+      <w:hyperlink w:history="1" r:id="rIdiy5uwujjhxfhajd4uz_5u">
         <w:r>
           <w:rPr>
             <w:rStyle w:val="Hyperlink"/>
@@ -1134,7 +1134,7 @@
       <w:r>
         <w:t xml:space="preserve"> — modifié — </w:t>
       </w:r>
-      <w:hyperlink w:history="1" r:id="rId3mbtxzdavnlsavhmbklvu">
+      <w:hyperlink w:history="1" r:id="rIdubnmv0kon0wbhxu2r5bym">
         <w:r>
           <w:rPr>
             <w:rStyle w:val="Hyperlink"/>
@@ -1163,7 +1163,7 @@
       <w:r>
         <w:t xml:space="preserve"> — créé — </w:t>
       </w:r>
-      <w:hyperlink w:history="1" r:id="rId3krrfadhfonrdofrv2yfs">
+      <w:hyperlink w:history="1" r:id="rIdhgst5fs6fgdtnwf5wmbfm">
         <w:r>
           <w:rPr>
             <w:rStyle w:val="Hyperlink"/>
@@ -1192,7 +1192,7 @@
       <w:r>
         <w:t xml:space="preserve"> — créé — </w:t>
       </w:r>
-      <w:hyperlink w:history="1" r:id="rIduyzxnhivjji927if-w8so">
+      <w:hyperlink w:history="1" r:id="rIdzmkmkxsxuu9e3fmeyzhp0">
         <w:r>
           <w:rPr>
             <w:rStyle w:val="Hyperlink"/>
@@ -1221,7 +1221,7 @@
       <w:r>
         <w:t xml:space="preserve"> — modifié — </w:t>
       </w:r>
-      <w:hyperlink w:history="1" r:id="rIdae_6h2ib6aezy-jbpg1dy">
+      <w:hyperlink w:history="1" r:id="rIdxx2tbdgw2so8qqmlme8pu">
         <w:r>
           <w:rPr>
             <w:rStyle w:val="Hyperlink"/>
@@ -1250,7 +1250,7 @@
       <w:r>
         <w:t xml:space="preserve"> — modifié — </w:t>
       </w:r>
-      <w:hyperlink w:history="1" r:id="rIdkunc4qgf4qeo05czyqphm">
+      <w:hyperlink w:history="1" r:id="rId-cw7f5w1qfoiikfrj4ni7">
         <w:r>
           <w:rPr>
             <w:rStyle w:val="Hyperlink"/>
@@ -1279,7 +1279,7 @@
       <w:r>
         <w:t xml:space="preserve"> — modifié — </w:t>
       </w:r>
-      <w:hyperlink w:history="1" r:id="rId_qtynzyu3bh-mn4gmcc27">
+      <w:hyperlink w:history="1" r:id="rIdaskylussy06p8y_gfozlu">
         <w:r>
           <w:rPr>
             <w:rStyle w:val="Hyperlink"/>
@@ -1308,7 +1308,7 @@
       <w:r>
         <w:t xml:space="preserve"> — modifié — </w:t>
       </w:r>
-      <w:hyperlink w:history="1" r:id="rIdkzozktyy_skz7azxjv23d">
+      <w:hyperlink w:history="1" r:id="rIdavfbt4lluj-cehspr9-9l">
         <w:r>
           <w:rPr>
             <w:rStyle w:val="Hyperlink"/>
@@ -1337,7 +1337,7 @@
       <w:r>
         <w:t xml:space="preserve"> — modifié — </w:t>
       </w:r>
-      <w:hyperlink w:history="1" r:id="rIdhrbcbztu8nlbczlsceaz_">
+      <w:hyperlink w:history="1" r:id="rIdcp0p2gu75zecbein2ethm">
         <w:r>
           <w:rPr>
             <w:rStyle w:val="Hyperlink"/>
@@ -1366,7 +1366,7 @@
       <w:r>
         <w:t xml:space="preserve"> — modifié — </w:t>
       </w:r>
-      <w:hyperlink w:history="1" r:id="rId3jbuv266vomecwoosjadr">
+      <w:hyperlink w:history="1" r:id="rIdyn2mbree8lkv8bc0zr908">
         <w:r>
           <w:rPr>
             <w:rStyle w:val="Hyperlink"/>
@@ -1395,7 +1395,7 @@
       <w:r>
         <w:t xml:space="preserve"> — modifié — </w:t>
       </w:r>
-      <w:hyperlink w:history="1" r:id="rIdxxa2u2270474hkfticsh8">
+      <w:hyperlink w:history="1" r:id="rId0dpotcxyko7ovb2qahp94">
         <w:r>
           <w:rPr>
             <w:rStyle w:val="Hyperlink"/>
@@ -1424,7 +1424,7 @@
       <w:r>
         <w:t xml:space="preserve"> — modifié — </w:t>
       </w:r>
-      <w:hyperlink w:history="1" r:id="rIdpl-gxh8tchqm3vko7wk3g">
+      <w:hyperlink w:history="1" r:id="rId3vowbto6gbshoow3iu7ks">
         <w:r>
           <w:rPr>
             <w:rStyle w:val="Hyperlink"/>
@@ -1453,7 +1453,7 @@
       <w:r>
         <w:t xml:space="preserve"> — modifié — </w:t>
       </w:r>
-      <w:hyperlink w:history="1" r:id="rIdjr05wxwglk4hnlksu5bbq">
+      <w:hyperlink w:history="1" r:id="rIdxlznydd0vs9dhvp2dftuu">
         <w:r>
           <w:rPr>
             <w:rStyle w:val="Hyperlink"/>

--- a/docs/developpement/phases/word/PHASE_55_CE_QUIL_TE_RESTE_ET_MES_FRAIS.docx
+++ b/docs/developpement/phases/word/PHASE_55_CE_QUIL_TE_RESTE_ET_MES_FRAIS.docx
@@ -20,7 +20,7 @@
       <w:r>
         <w:t xml:space="preserve">FlaiX Expert · dossier de développement · généré le 2026-10-19 depuis le dépôt </w:t>
       </w:r>
-      <w:hyperlink w:history="1" r:id="rIdty2tgm_5nso87jflf9fce">
+      <w:hyperlink w:history="1" r:id="rIdstxoixun0bjgfvbsuvpxg">
         <w:r>
           <w:rPr>
             <w:rStyle w:val="Hyperlink"/>
@@ -637,7 +637,7 @@
           <w:numId w:val="2"/>
         </w:numPr>
       </w:pPr>
-      <w:hyperlink w:history="1" r:id="rIdznlly4fjojn7srqjmbwhw">
+      <w:hyperlink w:history="1" r:id="rId6ip6v4mhbow-e3eudm7oo">
         <w:r>
           <w:rPr>
             <w:rStyle w:val="Hyperlink"/>
@@ -657,7 +657,7 @@
           <w:numId w:val="2"/>
         </w:numPr>
       </w:pPr>
-      <w:hyperlink w:history="1" r:id="rIdi52rsiakrflbrat3kr36d">
+      <w:hyperlink w:history="1" r:id="rIdchibvjxqe7w2hhhehhfpg">
         <w:r>
           <w:rPr>
             <w:rStyle w:val="Hyperlink"/>
@@ -677,7 +677,7 @@
           <w:numId w:val="2"/>
         </w:numPr>
       </w:pPr>
-      <w:hyperlink w:history="1" r:id="rIdisnv7ugfbqmmbn2chrudm">
+      <w:hyperlink w:history="1" r:id="rId6vhtr6emdzb6ycgtvdvvg">
         <w:r>
           <w:rPr>
             <w:rStyle w:val="Hyperlink"/>
@@ -725,7 +725,7 @@
       <w:r>
         <w:t xml:space="preserve"> — créé — </w:t>
       </w:r>
-      <w:hyperlink w:history="1" r:id="rId1nkyhzmdpnqskhho2eosq">
+      <w:hyperlink w:history="1" r:id="rIddkchnc_ngq7kfj_6xjytb">
         <w:r>
           <w:rPr>
             <w:rStyle w:val="Hyperlink"/>
@@ -762,7 +762,7 @@
       <w:r>
         <w:t xml:space="preserve"> — créé — </w:t>
       </w:r>
-      <w:hyperlink w:history="1" r:id="rIddyus94nwvnj29g4bq4lgj">
+      <w:hyperlink w:history="1" r:id="rIdckqqgyehljobf6fuuyqnk">
         <w:r>
           <w:rPr>
             <w:rStyle w:val="Hyperlink"/>
@@ -791,7 +791,7 @@
       <w:r>
         <w:t xml:space="preserve"> — créé — </w:t>
       </w:r>
-      <w:hyperlink w:history="1" r:id="rIdqqv-rkou5dcyzg27_c6lq">
+      <w:hyperlink w:history="1" r:id="rId_ardigssjzg7eyfu18k-g">
         <w:r>
           <w:rPr>
             <w:rStyle w:val="Hyperlink"/>
@@ -828,7 +828,7 @@
       <w:r>
         <w:t xml:space="preserve"> — modifié — </w:t>
       </w:r>
-      <w:hyperlink w:history="1" r:id="rIdzfvmmugntsfht_hs1ama8">
+      <w:hyperlink w:history="1" r:id="rId_vrvuxg0lamboa-ckzux8">
         <w:r>
           <w:rPr>
             <w:rStyle w:val="Hyperlink"/>
@@ -857,7 +857,7 @@
       <w:r>
         <w:t xml:space="preserve"> — modifié — </w:t>
       </w:r>
-      <w:hyperlink w:history="1" r:id="rIdbehswp8qps3vdx64kbvym">
+      <w:hyperlink w:history="1" r:id="rIdgqdnuzipgtiljfpnk6crm">
         <w:r>
           <w:rPr>
             <w:rStyle w:val="Hyperlink"/>
@@ -886,7 +886,7 @@
       <w:r>
         <w:t xml:space="preserve"> — créé — </w:t>
       </w:r>
-      <w:hyperlink w:history="1" r:id="rIdhxsh1ckruxisfxrdp4mmm">
+      <w:hyperlink w:history="1" r:id="rIda5gy7vd9bqygixn-zmsgr">
         <w:r>
           <w:rPr>
             <w:rStyle w:val="Hyperlink"/>
@@ -915,7 +915,7 @@
       <w:r>
         <w:t xml:space="preserve"> — modifié — </w:t>
       </w:r>
-      <w:hyperlink w:history="1" r:id="rIdi7xdow-epdihaf9s5-ndg">
+      <w:hyperlink w:history="1" r:id="rIddhuwxp_0j9y9qdgdwk4d_">
         <w:r>
           <w:rPr>
             <w:rStyle w:val="Hyperlink"/>
@@ -944,7 +944,7 @@
       <w:r>
         <w:t xml:space="preserve"> — modifié — </w:t>
       </w:r>
-      <w:hyperlink w:history="1" r:id="rIdrmfbswxueadbzbgladioo">
+      <w:hyperlink w:history="1" r:id="rIdp0_p47-djrks8n2knfh4p">
         <w:r>
           <w:rPr>
             <w:rStyle w:val="Hyperlink"/>
@@ -973,7 +973,7 @@
       <w:r>
         <w:t xml:space="preserve"> — modifié — </w:t>
       </w:r>
-      <w:hyperlink w:history="1" r:id="rId5lsbbzpxaukkl8cdwch6v">
+      <w:hyperlink w:history="1" r:id="rId2tabklgf3kpvlhn4hrc09">
         <w:r>
           <w:rPr>
             <w:rStyle w:val="Hyperlink"/>
@@ -1010,7 +1010,7 @@
       <w:r>
         <w:t xml:space="preserve"> — modifié — </w:t>
       </w:r>
-      <w:hyperlink w:history="1" r:id="rIdrvymlfwebw_zddhyk2qlv">
+      <w:hyperlink w:history="1" r:id="rIdhsq3la4hmg6p7yvhwnn55">
         <w:r>
           <w:rPr>
             <w:rStyle w:val="Hyperlink"/>
@@ -1039,7 +1039,7 @@
       <w:r>
         <w:t xml:space="preserve"> — modifié — </w:t>
       </w:r>
-      <w:hyperlink w:history="1" r:id="rIdai8vmu54zsj0auhwvcxjy">
+      <w:hyperlink w:history="1" r:id="rIda4mrvfallqavkc6sgpsde">
         <w:r>
           <w:rPr>
             <w:rStyle w:val="Hyperlink"/>
@@ -1068,7 +1068,7 @@
       <w:r>
         <w:t xml:space="preserve"> — créé — </w:t>
       </w:r>
-      <w:hyperlink w:history="1" r:id="rId1avkwgrnebz1xhbjbhsmw">
+      <w:hyperlink w:history="1" r:id="rId8zg4uua7a3um-nobhe3-e">
         <w:r>
           <w:rPr>
             <w:rStyle w:val="Hyperlink"/>
@@ -1097,7 +1097,7 @@
       <w:r>
         <w:t xml:space="preserve"> — modifié — </w:t>
       </w:r>
-      <w:hyperlink w:history="1" r:id="rIdiy5uwujjhxfhajd4uz_5u">
+      <w:hyperlink w:history="1" r:id="rId7epnsip2vmq4wdi1qdpr0">
         <w:r>
           <w:rPr>
             <w:rStyle w:val="Hyperlink"/>
@@ -1134,7 +1134,7 @@
       <w:r>
         <w:t xml:space="preserve"> — modifié — </w:t>
       </w:r>
-      <w:hyperlink w:history="1" r:id="rIdubnmv0kon0wbhxu2r5bym">
+      <w:hyperlink w:history="1" r:id="rIdqjdqglkmvivdwy__a8wxo">
         <w:r>
           <w:rPr>
             <w:rStyle w:val="Hyperlink"/>
@@ -1163,7 +1163,7 @@
       <w:r>
         <w:t xml:space="preserve"> — créé — </w:t>
       </w:r>
-      <w:hyperlink w:history="1" r:id="rIdhgst5fs6fgdtnwf5wmbfm">
+      <w:hyperlink w:history="1" r:id="rId2qntevcwb9o5p1znxbjyt">
         <w:r>
           <w:rPr>
             <w:rStyle w:val="Hyperlink"/>
@@ -1192,7 +1192,7 @@
       <w:r>
         <w:t xml:space="preserve"> — créé — </w:t>
       </w:r>
-      <w:hyperlink w:history="1" r:id="rIdzmkmkxsxuu9e3fmeyzhp0">
+      <w:hyperlink w:history="1" r:id="rIdj77qngdv-jrieuzj7urt6">
         <w:r>
           <w:rPr>
             <w:rStyle w:val="Hyperlink"/>
@@ -1221,7 +1221,7 @@
       <w:r>
         <w:t xml:space="preserve"> — modifié — </w:t>
       </w:r>
-      <w:hyperlink w:history="1" r:id="rIdxx2tbdgw2so8qqmlme8pu">
+      <w:hyperlink w:history="1" r:id="rIdb-uh6ecai-fnagwrufitq">
         <w:r>
           <w:rPr>
             <w:rStyle w:val="Hyperlink"/>
@@ -1250,7 +1250,7 @@
       <w:r>
         <w:t xml:space="preserve"> — modifié — </w:t>
       </w:r>
-      <w:hyperlink w:history="1" r:id="rId-cw7f5w1qfoiikfrj4ni7">
+      <w:hyperlink w:history="1" r:id="rId6czi-dl4z_lf5zlk4odw_">
         <w:r>
           <w:rPr>
             <w:rStyle w:val="Hyperlink"/>
@@ -1279,7 +1279,7 @@
       <w:r>
         <w:t xml:space="preserve"> — modifié — </w:t>
       </w:r>
-      <w:hyperlink w:history="1" r:id="rIdaskylussy06p8y_gfozlu">
+      <w:hyperlink w:history="1" r:id="rIdybnrlgfowouygwx5foqve">
         <w:r>
           <w:rPr>
             <w:rStyle w:val="Hyperlink"/>
@@ -1308,7 +1308,7 @@
       <w:r>
         <w:t xml:space="preserve"> — modifié — </w:t>
       </w:r>
-      <w:hyperlink w:history="1" r:id="rIdavfbt4lluj-cehspr9-9l">
+      <w:hyperlink w:history="1" r:id="rId7xok67tt7hwbyoyabdde6">
         <w:r>
           <w:rPr>
             <w:rStyle w:val="Hyperlink"/>
@@ -1337,7 +1337,7 @@
       <w:r>
         <w:t xml:space="preserve"> — modifié — </w:t>
       </w:r>
-      <w:hyperlink w:history="1" r:id="rIdcp0p2gu75zecbein2ethm">
+      <w:hyperlink w:history="1" r:id="rIdckftbngxdldlijfkxpbsn">
         <w:r>
           <w:rPr>
             <w:rStyle w:val="Hyperlink"/>
@@ -1366,7 +1366,7 @@
       <w:r>
         <w:t xml:space="preserve"> — modifié — </w:t>
       </w:r>
-      <w:hyperlink w:history="1" r:id="rIdyn2mbree8lkv8bc0zr908">
+      <w:hyperlink w:history="1" r:id="rIdws4ebhxlkzes3i38rqm3i">
         <w:r>
           <w:rPr>
             <w:rStyle w:val="Hyperlink"/>
@@ -1395,7 +1395,7 @@
       <w:r>
         <w:t xml:space="preserve"> — modifié — </w:t>
       </w:r>
-      <w:hyperlink w:history="1" r:id="rId0dpotcxyko7ovb2qahp94">
+      <w:hyperlink w:history="1" r:id="rIdu4ecq-3e37xfahembrmt-">
         <w:r>
           <w:rPr>
             <w:rStyle w:val="Hyperlink"/>
@@ -1424,7 +1424,7 @@
       <w:r>
         <w:t xml:space="preserve"> — modifié — </w:t>
       </w:r>
-      <w:hyperlink w:history="1" r:id="rId3vowbto6gbshoow3iu7ks">
+      <w:hyperlink w:history="1" r:id="rId1pjxrvxad_lvsyxl9qucl">
         <w:r>
           <w:rPr>
             <w:rStyle w:val="Hyperlink"/>
@@ -1453,7 +1453,7 @@
       <w:r>
         <w:t xml:space="preserve"> — modifié — </w:t>
       </w:r>
-      <w:hyperlink w:history="1" r:id="rIdxlznydd0vs9dhvp2dftuu">
+      <w:hyperlink w:history="1" r:id="rIdjjlc6go3d388easyp6thr">
         <w:r>
           <w:rPr>
             <w:rStyle w:val="Hyperlink"/>

--- a/docs/developpement/phases/word/PHASE_55_CE_QUIL_TE_RESTE_ET_MES_FRAIS.docx
+++ b/docs/developpement/phases/word/PHASE_55_CE_QUIL_TE_RESTE_ET_MES_FRAIS.docx
@@ -18,9 +18,9 @@
         <w:shd w:fill="F6F3FF" w:color="auto" w:val="clear"/>
       </w:pPr>
       <w:r>
-        <w:t xml:space="preserve">FlaiX Expert · dossier de développement · généré le 2026-10-19 depuis le dépôt </w:t>
-      </w:r>
-      <w:hyperlink w:history="1" r:id="rIdstxoixun0bjgfvbsuvpxg">
+        <w:t xml:space="preserve">FlaiX Expert · dossier de développement · généré le 2026-10-21 depuis le dépôt </w:t>
+      </w:r>
+      <w:hyperlink w:history="1" r:id="rIdbxpqgvr7gjrlgcrvgqmx5">
         <w:r>
           <w:rPr>
             <w:rStyle w:val="Hyperlink"/>
@@ -637,7 +637,7 @@
           <w:numId w:val="2"/>
         </w:numPr>
       </w:pPr>
-      <w:hyperlink w:history="1" r:id="rId6ip6v4mhbow-e3eudm7oo">
+      <w:hyperlink w:history="1" r:id="rIddgyng6nargge1-htnfpyx">
         <w:r>
           <w:rPr>
             <w:rStyle w:val="Hyperlink"/>
@@ -657,7 +657,7 @@
           <w:numId w:val="2"/>
         </w:numPr>
       </w:pPr>
-      <w:hyperlink w:history="1" r:id="rIdchibvjxqe7w2hhhehhfpg">
+      <w:hyperlink w:history="1" r:id="rIdfvhnrnx5lnnxckbhkiint">
         <w:r>
           <w:rPr>
             <w:rStyle w:val="Hyperlink"/>
@@ -677,7 +677,7 @@
           <w:numId w:val="2"/>
         </w:numPr>
       </w:pPr>
-      <w:hyperlink w:history="1" r:id="rId6vhtr6emdzb6ycgtvdvvg">
+      <w:hyperlink w:history="1" r:id="rIdspaiwkhvzanm_tu-cjo_l">
         <w:r>
           <w:rPr>
             <w:rStyle w:val="Hyperlink"/>
@@ -725,7 +725,7 @@
       <w:r>
         <w:t xml:space="preserve"> — créé — </w:t>
       </w:r>
-      <w:hyperlink w:history="1" r:id="rIddkchnc_ngq7kfj_6xjytb">
+      <w:hyperlink w:history="1" r:id="rId_rkt8gtzd3lfqrtrnvyl2">
         <w:r>
           <w:rPr>
             <w:rStyle w:val="Hyperlink"/>
@@ -762,7 +762,7 @@
       <w:r>
         <w:t xml:space="preserve"> — créé — </w:t>
       </w:r>
-      <w:hyperlink w:history="1" r:id="rIdckqqgyehljobf6fuuyqnk">
+      <w:hyperlink w:history="1" r:id="rIdacuapbu0urcukriguelec">
         <w:r>
           <w:rPr>
             <w:rStyle w:val="Hyperlink"/>
@@ -791,7 +791,7 @@
       <w:r>
         <w:t xml:space="preserve"> — créé — </w:t>
       </w:r>
-      <w:hyperlink w:history="1" r:id="rId_ardigssjzg7eyfu18k-g">
+      <w:hyperlink w:history="1" r:id="rIdzi87idzkervzft4vhra8v">
         <w:r>
           <w:rPr>
             <w:rStyle w:val="Hyperlink"/>
@@ -828,7 +828,7 @@
       <w:r>
         <w:t xml:space="preserve"> — modifié — </w:t>
       </w:r>
-      <w:hyperlink w:history="1" r:id="rId_vrvuxg0lamboa-ckzux8">
+      <w:hyperlink w:history="1" r:id="rId6pctq1gm4oax2tl3esero">
         <w:r>
           <w:rPr>
             <w:rStyle w:val="Hyperlink"/>
@@ -857,7 +857,7 @@
       <w:r>
         <w:t xml:space="preserve"> — modifié — </w:t>
       </w:r>
-      <w:hyperlink w:history="1" r:id="rIdgqdnuzipgtiljfpnk6crm">
+      <w:hyperlink w:history="1" r:id="rIdlzdihm-k1gyeygefd6dq-">
         <w:r>
           <w:rPr>
             <w:rStyle w:val="Hyperlink"/>
@@ -886,7 +886,7 @@
       <w:r>
         <w:t xml:space="preserve"> — créé — </w:t>
       </w:r>
-      <w:hyperlink w:history="1" r:id="rIda5gy7vd9bqygixn-zmsgr">
+      <w:hyperlink w:history="1" r:id="rIdu3bueu9oe6pnlv8vflrjj">
         <w:r>
           <w:rPr>
             <w:rStyle w:val="Hyperlink"/>
@@ -915,7 +915,7 @@
       <w:r>
         <w:t xml:space="preserve"> — modifié — </w:t>
       </w:r>
-      <w:hyperlink w:history="1" r:id="rIddhuwxp_0j9y9qdgdwk4d_">
+      <w:hyperlink w:history="1" r:id="rIdbhfv4aedoyckwlfbp3due">
         <w:r>
           <w:rPr>
             <w:rStyle w:val="Hyperlink"/>
@@ -944,7 +944,7 @@
       <w:r>
         <w:t xml:space="preserve"> — modifié — </w:t>
       </w:r>
-      <w:hyperlink w:history="1" r:id="rIdp0_p47-djrks8n2knfh4p">
+      <w:hyperlink w:history="1" r:id="rIdjzv8wctxb7yfgivgtww0n">
         <w:r>
           <w:rPr>
             <w:rStyle w:val="Hyperlink"/>
@@ -973,7 +973,7 @@
       <w:r>
         <w:t xml:space="preserve"> — modifié — </w:t>
       </w:r>
-      <w:hyperlink w:history="1" r:id="rId2tabklgf3kpvlhn4hrc09">
+      <w:hyperlink w:history="1" r:id="rIdx4d7jmq-40pzwlv2f5vdy">
         <w:r>
           <w:rPr>
             <w:rStyle w:val="Hyperlink"/>
@@ -1010,7 +1010,7 @@
       <w:r>
         <w:t xml:space="preserve"> — modifié — </w:t>
       </w:r>
-      <w:hyperlink w:history="1" r:id="rIdhsq3la4hmg6p7yvhwnn55">
+      <w:hyperlink w:history="1" r:id="rId68m0vwwibutzuaojheihl">
         <w:r>
           <w:rPr>
             <w:rStyle w:val="Hyperlink"/>
@@ -1039,7 +1039,7 @@
       <w:r>
         <w:t xml:space="preserve"> — modifié — </w:t>
       </w:r>
-      <w:hyperlink w:history="1" r:id="rIda4mrvfallqavkc6sgpsde">
+      <w:hyperlink w:history="1" r:id="rIdheclxvcqreljv9g7auym1">
         <w:r>
           <w:rPr>
             <w:rStyle w:val="Hyperlink"/>
@@ -1068,7 +1068,7 @@
       <w:r>
         <w:t xml:space="preserve"> — créé — </w:t>
       </w:r>
-      <w:hyperlink w:history="1" r:id="rId8zg4uua7a3um-nobhe3-e">
+      <w:hyperlink w:history="1" r:id="rIdghu_7awbmsozvhhnpf1jr">
         <w:r>
           <w:rPr>
             <w:rStyle w:val="Hyperlink"/>
@@ -1097,7 +1097,7 @@
       <w:r>
         <w:t xml:space="preserve"> — modifié — </w:t>
       </w:r>
-      <w:hyperlink w:history="1" r:id="rId7epnsip2vmq4wdi1qdpr0">
+      <w:hyperlink w:history="1" r:id="rIdyhwnfvxsywu48qgwyf3ws">
         <w:r>
           <w:rPr>
             <w:rStyle w:val="Hyperlink"/>
@@ -1134,7 +1134,7 @@
       <w:r>
         <w:t xml:space="preserve"> — modifié — </w:t>
       </w:r>
-      <w:hyperlink w:history="1" r:id="rIdqjdqglkmvivdwy__a8wxo">
+      <w:hyperlink w:history="1" r:id="rIdlnj06ta0jplyrh1bc6cjm">
         <w:r>
           <w:rPr>
             <w:rStyle w:val="Hyperlink"/>
@@ -1163,7 +1163,7 @@
       <w:r>
         <w:t xml:space="preserve"> — créé — </w:t>
       </w:r>
-      <w:hyperlink w:history="1" r:id="rId2qntevcwb9o5p1znxbjyt">
+      <w:hyperlink w:history="1" r:id="rId_yfd4z94aer8pvmduzg9f">
         <w:r>
           <w:rPr>
             <w:rStyle w:val="Hyperlink"/>
@@ -1192,7 +1192,7 @@
       <w:r>
         <w:t xml:space="preserve"> — créé — </w:t>
       </w:r>
-      <w:hyperlink w:history="1" r:id="rIdj77qngdv-jrieuzj7urt6">
+      <w:hyperlink w:history="1" r:id="rIdnvmwfa6vu_eob3yhyt7fb">
         <w:r>
           <w:rPr>
             <w:rStyle w:val="Hyperlink"/>
@@ -1221,7 +1221,7 @@
       <w:r>
         <w:t xml:space="preserve"> — modifié — </w:t>
       </w:r>
-      <w:hyperlink w:history="1" r:id="rIdb-uh6ecai-fnagwrufitq">
+      <w:hyperlink w:history="1" r:id="rIdcpd1tc8ydkktmudnqsllo">
         <w:r>
           <w:rPr>
             <w:rStyle w:val="Hyperlink"/>
@@ -1250,7 +1250,7 @@
       <w:r>
         <w:t xml:space="preserve"> — modifié — </w:t>
       </w:r>
-      <w:hyperlink w:history="1" r:id="rId6czi-dl4z_lf5zlk4odw_">
+      <w:hyperlink w:history="1" r:id="rIduo177hfhj9bunnr8uyx4h">
         <w:r>
           <w:rPr>
             <w:rStyle w:val="Hyperlink"/>
@@ -1279,7 +1279,7 @@
       <w:r>
         <w:t xml:space="preserve"> — modifié — </w:t>
       </w:r>
-      <w:hyperlink w:history="1" r:id="rIdybnrlgfowouygwx5foqve">
+      <w:hyperlink w:history="1" r:id="rIdiqqoxnyoqgfunn1nabj3y">
         <w:r>
           <w:rPr>
             <w:rStyle w:val="Hyperlink"/>
@@ -1308,7 +1308,7 @@
       <w:r>
         <w:t xml:space="preserve"> — modifié — </w:t>
       </w:r>
-      <w:hyperlink w:history="1" r:id="rId7xok67tt7hwbyoyabdde6">
+      <w:hyperlink w:history="1" r:id="rIdkycobawvjcwkkfaeddnpc">
         <w:r>
           <w:rPr>
             <w:rStyle w:val="Hyperlink"/>
@@ -1337,7 +1337,7 @@
       <w:r>
         <w:t xml:space="preserve"> — modifié — </w:t>
       </w:r>
-      <w:hyperlink w:history="1" r:id="rIdckftbngxdldlijfkxpbsn">
+      <w:hyperlink w:history="1" r:id="rIdpgwwx3jnkziwpipy4iejw">
         <w:r>
           <w:rPr>
             <w:rStyle w:val="Hyperlink"/>
@@ -1366,7 +1366,7 @@
       <w:r>
         <w:t xml:space="preserve"> — modifié — </w:t>
       </w:r>
-      <w:hyperlink w:history="1" r:id="rIdws4ebhxlkzes3i38rqm3i">
+      <w:hyperlink w:history="1" r:id="rId41hsd4tfstk1eliziya8r">
         <w:r>
           <w:rPr>
             <w:rStyle w:val="Hyperlink"/>
@@ -1395,7 +1395,7 @@
       <w:r>
         <w:t xml:space="preserve"> — modifié — </w:t>
       </w:r>
-      <w:hyperlink w:history="1" r:id="rIdu4ecq-3e37xfahembrmt-">
+      <w:hyperlink w:history="1" r:id="rIdydjwnovofd_okaa1t3-a5">
         <w:r>
           <w:rPr>
             <w:rStyle w:val="Hyperlink"/>
@@ -1424,7 +1424,7 @@
       <w:r>
         <w:t xml:space="preserve"> — modifié — </w:t>
       </w:r>
-      <w:hyperlink w:history="1" r:id="rId1pjxrvxad_lvsyxl9qucl">
+      <w:hyperlink w:history="1" r:id="rId6wxin0g_rjafbhgsezdp7">
         <w:r>
           <w:rPr>
             <w:rStyle w:val="Hyperlink"/>
@@ -1453,7 +1453,7 @@
       <w:r>
         <w:t xml:space="preserve"> — modifié — </w:t>
       </w:r>
-      <w:hyperlink w:history="1" r:id="rIdjjlc6go3d388easyp6thr">
+      <w:hyperlink w:history="1" r:id="rIdlazbtut1kx_qjr4jfgl8b">
         <w:r>
           <w:rPr>
             <w:rStyle w:val="Hyperlink"/>

--- a/docs/developpement/phases/word/PHASE_55_CE_QUIL_TE_RESTE_ET_MES_FRAIS.docx
+++ b/docs/developpement/phases/word/PHASE_55_CE_QUIL_TE_RESTE_ET_MES_FRAIS.docx
@@ -20,7 +20,7 @@
       <w:r>
         <w:t xml:space="preserve">FlaiX Expert · dossier de développement · généré le 2026-10-21 depuis le dépôt </w:t>
       </w:r>
-      <w:hyperlink w:history="1" r:id="rIdbxpqgvr7gjrlgcrvgqmx5">
+      <w:hyperlink w:history="1" r:id="rId6ieo4qeitdspl8yqza7bz">
         <w:r>
           <w:rPr>
             <w:rStyle w:val="Hyperlink"/>
@@ -637,7 +637,7 @@
           <w:numId w:val="2"/>
         </w:numPr>
       </w:pPr>
-      <w:hyperlink w:history="1" r:id="rIddgyng6nargge1-htnfpyx">
+      <w:hyperlink w:history="1" r:id="rIdrur2i419talc3ktj3t0sp">
         <w:r>
           <w:rPr>
             <w:rStyle w:val="Hyperlink"/>
@@ -657,7 +657,7 @@
           <w:numId w:val="2"/>
         </w:numPr>
       </w:pPr>
-      <w:hyperlink w:history="1" r:id="rIdfvhnrnx5lnnxckbhkiint">
+      <w:hyperlink w:history="1" r:id="rIdslccdjcjrjur_ojrgz74t">
         <w:r>
           <w:rPr>
             <w:rStyle w:val="Hyperlink"/>
@@ -677,7 +677,7 @@
           <w:numId w:val="2"/>
         </w:numPr>
       </w:pPr>
-      <w:hyperlink w:history="1" r:id="rIdspaiwkhvzanm_tu-cjo_l">
+      <w:hyperlink w:history="1" r:id="rIdvwdpjgopyzvef5sf4lr1b">
         <w:r>
           <w:rPr>
             <w:rStyle w:val="Hyperlink"/>
@@ -725,7 +725,7 @@
       <w:r>
         <w:t xml:space="preserve"> — créé — </w:t>
       </w:r>
-      <w:hyperlink w:history="1" r:id="rId_rkt8gtzd3lfqrtrnvyl2">
+      <w:hyperlink w:history="1" r:id="rIdngm2cem2upcrljobca34v">
         <w:r>
           <w:rPr>
             <w:rStyle w:val="Hyperlink"/>
@@ -762,7 +762,7 @@
       <w:r>
         <w:t xml:space="preserve"> — créé — </w:t>
       </w:r>
-      <w:hyperlink w:history="1" r:id="rIdacuapbu0urcukriguelec">
+      <w:hyperlink w:history="1" r:id="rIdqea29kv55n6vyhd1a0mso">
         <w:r>
           <w:rPr>
             <w:rStyle w:val="Hyperlink"/>
@@ -791,7 +791,7 @@
       <w:r>
         <w:t xml:space="preserve"> — créé — </w:t>
       </w:r>
-      <w:hyperlink w:history="1" r:id="rIdzi87idzkervzft4vhra8v">
+      <w:hyperlink w:history="1" r:id="rIdgvxemjmxoowxowxwy5vgw">
         <w:r>
           <w:rPr>
             <w:rStyle w:val="Hyperlink"/>
@@ -828,7 +828,7 @@
       <w:r>
         <w:t xml:space="preserve"> — modifié — </w:t>
       </w:r>
-      <w:hyperlink w:history="1" r:id="rId6pctq1gm4oax2tl3esero">
+      <w:hyperlink w:history="1" r:id="rId0ttiuxktpm-m-zshla4z_">
         <w:r>
           <w:rPr>
             <w:rStyle w:val="Hyperlink"/>
@@ -857,7 +857,7 @@
       <w:r>
         <w:t xml:space="preserve"> — modifié — </w:t>
       </w:r>
-      <w:hyperlink w:history="1" r:id="rIdlzdihm-k1gyeygefd6dq-">
+      <w:hyperlink w:history="1" r:id="rIdtlkeyfwivew6wyomotiao">
         <w:r>
           <w:rPr>
             <w:rStyle w:val="Hyperlink"/>
@@ -886,7 +886,7 @@
       <w:r>
         <w:t xml:space="preserve"> — créé — </w:t>
       </w:r>
-      <w:hyperlink w:history="1" r:id="rIdu3bueu9oe6pnlv8vflrjj">
+      <w:hyperlink w:history="1" r:id="rIdpyublp494m0rj0qc7a_kl">
         <w:r>
           <w:rPr>
             <w:rStyle w:val="Hyperlink"/>
@@ -915,7 +915,7 @@
       <w:r>
         <w:t xml:space="preserve"> — modifié — </w:t>
       </w:r>
-      <w:hyperlink w:history="1" r:id="rIdbhfv4aedoyckwlfbp3due">
+      <w:hyperlink w:history="1" r:id="rId8e_svd73zdftk1r4ezddy">
         <w:r>
           <w:rPr>
             <w:rStyle w:val="Hyperlink"/>
@@ -944,7 +944,7 @@
       <w:r>
         <w:t xml:space="preserve"> — modifié — </w:t>
       </w:r>
-      <w:hyperlink w:history="1" r:id="rIdjzv8wctxb7yfgivgtww0n">
+      <w:hyperlink w:history="1" r:id="rIdrxnnasgdq6wvrav9sgmli">
         <w:r>
           <w:rPr>
             <w:rStyle w:val="Hyperlink"/>
@@ -973,7 +973,7 @@
       <w:r>
         <w:t xml:space="preserve"> — modifié — </w:t>
       </w:r>
-      <w:hyperlink w:history="1" r:id="rIdx4d7jmq-40pzwlv2f5vdy">
+      <w:hyperlink w:history="1" r:id="rIdxjtupe8ud_ygmcty3pm57">
         <w:r>
           <w:rPr>
             <w:rStyle w:val="Hyperlink"/>
@@ -1010,7 +1010,7 @@
       <w:r>
         <w:t xml:space="preserve"> — modifié — </w:t>
       </w:r>
-      <w:hyperlink w:history="1" r:id="rId68m0vwwibutzuaojheihl">
+      <w:hyperlink w:history="1" r:id="rIdm11v7pd5fzcgbnf3xrpdj">
         <w:r>
           <w:rPr>
             <w:rStyle w:val="Hyperlink"/>
@@ -1039,7 +1039,7 @@
       <w:r>
         <w:t xml:space="preserve"> — modifié — </w:t>
       </w:r>
-      <w:hyperlink w:history="1" r:id="rIdheclxvcqreljv9g7auym1">
+      <w:hyperlink w:history="1" r:id="rId-xkalkuxogbcym_r9lmvf">
         <w:r>
           <w:rPr>
             <w:rStyle w:val="Hyperlink"/>
@@ -1068,7 +1068,7 @@
       <w:r>
         <w:t xml:space="preserve"> — créé — </w:t>
       </w:r>
-      <w:hyperlink w:history="1" r:id="rIdghu_7awbmsozvhhnpf1jr">
+      <w:hyperlink w:history="1" r:id="rIdk4u85yew4pqviiaaatpaz">
         <w:r>
           <w:rPr>
             <w:rStyle w:val="Hyperlink"/>
@@ -1097,7 +1097,7 @@
       <w:r>
         <w:t xml:space="preserve"> — modifié — </w:t>
       </w:r>
-      <w:hyperlink w:history="1" r:id="rIdyhwnfvxsywu48qgwyf3ws">
+      <w:hyperlink w:history="1" r:id="rId2qav_mt3q5zlduvkw8a9x">
         <w:r>
           <w:rPr>
             <w:rStyle w:val="Hyperlink"/>
@@ -1134,7 +1134,7 @@
       <w:r>
         <w:t xml:space="preserve"> — modifié — </w:t>
       </w:r>
-      <w:hyperlink w:history="1" r:id="rIdlnj06ta0jplyrh1bc6cjm">
+      <w:hyperlink w:history="1" r:id="rIdpisgl3rtxnho98iwpayj0">
         <w:r>
           <w:rPr>
             <w:rStyle w:val="Hyperlink"/>
@@ -1163,7 +1163,7 @@
       <w:r>
         <w:t xml:space="preserve"> — créé — </w:t>
       </w:r>
-      <w:hyperlink w:history="1" r:id="rId_yfd4z94aer8pvmduzg9f">
+      <w:hyperlink w:history="1" r:id="rId9xj8vu8nwmczh0rdm5fhh">
         <w:r>
           <w:rPr>
             <w:rStyle w:val="Hyperlink"/>
@@ -1192,7 +1192,7 @@
       <w:r>
         <w:t xml:space="preserve"> — créé — </w:t>
       </w:r>
-      <w:hyperlink w:history="1" r:id="rIdnvmwfa6vu_eob3yhyt7fb">
+      <w:hyperlink w:history="1" r:id="rIdrsuqdnsgp8zb-3ogqud-s">
         <w:r>
           <w:rPr>
             <w:rStyle w:val="Hyperlink"/>
@@ -1221,7 +1221,7 @@
       <w:r>
         <w:t xml:space="preserve"> — modifié — </w:t>
       </w:r>
-      <w:hyperlink w:history="1" r:id="rIdcpd1tc8ydkktmudnqsllo">
+      <w:hyperlink w:history="1" r:id="rIdn-91kjo158gzuvlm4nnyv">
         <w:r>
           <w:rPr>
             <w:rStyle w:val="Hyperlink"/>
@@ -1250,7 +1250,7 @@
       <w:r>
         <w:t xml:space="preserve"> — modifié — </w:t>
       </w:r>
-      <w:hyperlink w:history="1" r:id="rIduo177hfhj9bunnr8uyx4h">
+      <w:hyperlink w:history="1" r:id="rIdt32s5fubr3nr3v_nvovua">
         <w:r>
           <w:rPr>
             <w:rStyle w:val="Hyperlink"/>
@@ -1279,7 +1279,7 @@
       <w:r>
         <w:t xml:space="preserve"> — modifié — </w:t>
       </w:r>
-      <w:hyperlink w:history="1" r:id="rIdiqqoxnyoqgfunn1nabj3y">
+      <w:hyperlink w:history="1" r:id="rId17it-6q32mb_hbqpa1_5h">
         <w:r>
           <w:rPr>
             <w:rStyle w:val="Hyperlink"/>
@@ -1308,7 +1308,7 @@
       <w:r>
         <w:t xml:space="preserve"> — modifié — </w:t>
       </w:r>
-      <w:hyperlink w:history="1" r:id="rIdkycobawvjcwkkfaeddnpc">
+      <w:hyperlink w:history="1" r:id="rIdsaqzovplluhtj0qknivva">
         <w:r>
           <w:rPr>
             <w:rStyle w:val="Hyperlink"/>
@@ -1337,7 +1337,7 @@
       <w:r>
         <w:t xml:space="preserve"> — modifié — </w:t>
       </w:r>
-      <w:hyperlink w:history="1" r:id="rIdpgwwx3jnkziwpipy4iejw">
+      <w:hyperlink w:history="1" r:id="rIdwm5cakybddwjodzwf3kpc">
         <w:r>
           <w:rPr>
             <w:rStyle w:val="Hyperlink"/>
@@ -1366,7 +1366,7 @@
       <w:r>
         <w:t xml:space="preserve"> — modifié — </w:t>
       </w:r>
-      <w:hyperlink w:history="1" r:id="rId41hsd4tfstk1eliziya8r">
+      <w:hyperlink w:history="1" r:id="rIdfalfxnltqolzfdpa8jvbb">
         <w:r>
           <w:rPr>
             <w:rStyle w:val="Hyperlink"/>
@@ -1395,7 +1395,7 @@
       <w:r>
         <w:t xml:space="preserve"> — modifié — </w:t>
       </w:r>
-      <w:hyperlink w:history="1" r:id="rIdydjwnovofd_okaa1t3-a5">
+      <w:hyperlink w:history="1" r:id="rIdyaylpp2_trw8ckcuxqkcs">
         <w:r>
           <w:rPr>
             <w:rStyle w:val="Hyperlink"/>
@@ -1424,7 +1424,7 @@
       <w:r>
         <w:t xml:space="preserve"> — modifié — </w:t>
       </w:r>
-      <w:hyperlink w:history="1" r:id="rId6wxin0g_rjafbhgsezdp7">
+      <w:hyperlink w:history="1" r:id="rIdok7kc32yflkfcxsbwdc-v">
         <w:r>
           <w:rPr>
             <w:rStyle w:val="Hyperlink"/>
@@ -1453,7 +1453,7 @@
       <w:r>
         <w:t xml:space="preserve"> — modifié — </w:t>
       </w:r>
-      <w:hyperlink w:history="1" r:id="rIdlazbtut1kx_qjr4jfgl8b">
+      <w:hyperlink w:history="1" r:id="rIdn3-a66idbjg8kme8qpb3k">
         <w:r>
           <w:rPr>
             <w:rStyle w:val="Hyperlink"/>

--- a/docs/developpement/phases/word/PHASE_55_CE_QUIL_TE_RESTE_ET_MES_FRAIS.docx
+++ b/docs/developpement/phases/word/PHASE_55_CE_QUIL_TE_RESTE_ET_MES_FRAIS.docx
@@ -18,9 +18,9 @@
         <w:shd w:fill="F6F3FF" w:color="auto" w:val="clear"/>
       </w:pPr>
       <w:r>
-        <w:t xml:space="preserve">FlaiX Expert · dossier de développement · généré le 2026-10-21 depuis le dépôt </w:t>
-      </w:r>
-      <w:hyperlink w:history="1" r:id="rId6ieo4qeitdspl8yqza7bz">
+        <w:t xml:space="preserve">FlaiX Expert · dossier de développement · généré le 2026-10-23 depuis le dépôt </w:t>
+      </w:r>
+      <w:hyperlink w:history="1" r:id="rIdacigqkgalj54m3kisvpkt">
         <w:r>
           <w:rPr>
             <w:rStyle w:val="Hyperlink"/>
@@ -637,7 +637,7 @@
           <w:numId w:val="2"/>
         </w:numPr>
       </w:pPr>
-      <w:hyperlink w:history="1" r:id="rIdrur2i419talc3ktj3t0sp">
+      <w:hyperlink w:history="1" r:id="rId8hdbqepfxmxfgpjlmpon8">
         <w:r>
           <w:rPr>
             <w:rStyle w:val="Hyperlink"/>
@@ -657,7 +657,7 @@
           <w:numId w:val="2"/>
         </w:numPr>
       </w:pPr>
-      <w:hyperlink w:history="1" r:id="rIdslccdjcjrjur_ojrgz74t">
+      <w:hyperlink w:history="1" r:id="rIdfyg4rclkgnyhbt5wfwqe-">
         <w:r>
           <w:rPr>
             <w:rStyle w:val="Hyperlink"/>
@@ -677,7 +677,7 @@
           <w:numId w:val="2"/>
         </w:numPr>
       </w:pPr>
-      <w:hyperlink w:history="1" r:id="rIdvwdpjgopyzvef5sf4lr1b">
+      <w:hyperlink w:history="1" r:id="rIdyyikcjm9jbeootcizisgp">
         <w:r>
           <w:rPr>
             <w:rStyle w:val="Hyperlink"/>
@@ -725,7 +725,7 @@
       <w:r>
         <w:t xml:space="preserve"> — créé — </w:t>
       </w:r>
-      <w:hyperlink w:history="1" r:id="rIdngm2cem2upcrljobca34v">
+      <w:hyperlink w:history="1" r:id="rIdahdgr-4wvbylkd6kveukd">
         <w:r>
           <w:rPr>
             <w:rStyle w:val="Hyperlink"/>
@@ -762,7 +762,7 @@
       <w:r>
         <w:t xml:space="preserve"> — créé — </w:t>
       </w:r>
-      <w:hyperlink w:history="1" r:id="rIdqea29kv55n6vyhd1a0mso">
+      <w:hyperlink w:history="1" r:id="rIdm0phzz6p8xjvzglyuvzfs">
         <w:r>
           <w:rPr>
             <w:rStyle w:val="Hyperlink"/>
@@ -791,7 +791,7 @@
       <w:r>
         <w:t xml:space="preserve"> — créé — </w:t>
       </w:r>
-      <w:hyperlink w:history="1" r:id="rIdgvxemjmxoowxowxwy5vgw">
+      <w:hyperlink w:history="1" r:id="rIdljcys_d3xqpx_g44jijo4">
         <w:r>
           <w:rPr>
             <w:rStyle w:val="Hyperlink"/>
@@ -828,7 +828,7 @@
       <w:r>
         <w:t xml:space="preserve"> — modifié — </w:t>
       </w:r>
-      <w:hyperlink w:history="1" r:id="rId0ttiuxktpm-m-zshla4z_">
+      <w:hyperlink w:history="1" r:id="rIdoonihdkzqfc9qalqivhos">
         <w:r>
           <w:rPr>
             <w:rStyle w:val="Hyperlink"/>
@@ -857,7 +857,7 @@
       <w:r>
         <w:t xml:space="preserve"> — modifié — </w:t>
       </w:r>
-      <w:hyperlink w:history="1" r:id="rIdtlkeyfwivew6wyomotiao">
+      <w:hyperlink w:history="1" r:id="rIdhfvsxpjeadaprsggmpm0l">
         <w:r>
           <w:rPr>
             <w:rStyle w:val="Hyperlink"/>
@@ -886,7 +886,7 @@
       <w:r>
         <w:t xml:space="preserve"> — créé — </w:t>
       </w:r>
-      <w:hyperlink w:history="1" r:id="rIdpyublp494m0rj0qc7a_kl">
+      <w:hyperlink w:history="1" r:id="rIdydlh3ifpkowvut2-nhxzl">
         <w:r>
           <w:rPr>
             <w:rStyle w:val="Hyperlink"/>
@@ -915,7 +915,7 @@
       <w:r>
         <w:t xml:space="preserve"> — modifié — </w:t>
       </w:r>
-      <w:hyperlink w:history="1" r:id="rId8e_svd73zdftk1r4ezddy">
+      <w:hyperlink w:history="1" r:id="rId8nqjiesehatch8vv3j0ch">
         <w:r>
           <w:rPr>
             <w:rStyle w:val="Hyperlink"/>
@@ -944,7 +944,7 @@
       <w:r>
         <w:t xml:space="preserve"> — modifié — </w:t>
       </w:r>
-      <w:hyperlink w:history="1" r:id="rIdrxnnasgdq6wvrav9sgmli">
+      <w:hyperlink w:history="1" r:id="rIdap8dnfanzgzk9mid4madj">
         <w:r>
           <w:rPr>
             <w:rStyle w:val="Hyperlink"/>
@@ -973,7 +973,7 @@
       <w:r>
         <w:t xml:space="preserve"> — modifié — </w:t>
       </w:r>
-      <w:hyperlink w:history="1" r:id="rIdxjtupe8ud_ygmcty3pm57">
+      <w:hyperlink w:history="1" r:id="rIdbu2xxposgj6ya6vdcd6tt">
         <w:r>
           <w:rPr>
             <w:rStyle w:val="Hyperlink"/>
@@ -1010,7 +1010,7 @@
       <w:r>
         <w:t xml:space="preserve"> — modifié — </w:t>
       </w:r>
-      <w:hyperlink w:history="1" r:id="rIdm11v7pd5fzcgbnf3xrpdj">
+      <w:hyperlink w:history="1" r:id="rIdkl6fz8gkmf61lv0ebwpo2">
         <w:r>
           <w:rPr>
             <w:rStyle w:val="Hyperlink"/>
@@ -1039,7 +1039,7 @@
       <w:r>
         <w:t xml:space="preserve"> — modifié — </w:t>
       </w:r>
-      <w:hyperlink w:history="1" r:id="rId-xkalkuxogbcym_r9lmvf">
+      <w:hyperlink w:history="1" r:id="rIdm69ob8vjzxreeiw7_0csz">
         <w:r>
           <w:rPr>
             <w:rStyle w:val="Hyperlink"/>
@@ -1068,7 +1068,7 @@
       <w:r>
         <w:t xml:space="preserve"> — créé — </w:t>
       </w:r>
-      <w:hyperlink w:history="1" r:id="rIdk4u85yew4pqviiaaatpaz">
+      <w:hyperlink w:history="1" r:id="rId9lrm01ron2kti0n8miwzn">
         <w:r>
           <w:rPr>
             <w:rStyle w:val="Hyperlink"/>
@@ -1097,7 +1097,7 @@
       <w:r>
         <w:t xml:space="preserve"> — modifié — </w:t>
       </w:r>
-      <w:hyperlink w:history="1" r:id="rId2qav_mt3q5zlduvkw8a9x">
+      <w:hyperlink w:history="1" r:id="rIdlvvtp_bsenoh0sjb2ez6l">
         <w:r>
           <w:rPr>
             <w:rStyle w:val="Hyperlink"/>
@@ -1134,7 +1134,7 @@
       <w:r>
         <w:t xml:space="preserve"> — modifié — </w:t>
       </w:r>
-      <w:hyperlink w:history="1" r:id="rIdpisgl3rtxnho98iwpayj0">
+      <w:hyperlink w:history="1" r:id="rId79mmm7u_azpn4v9cj2vo2">
         <w:r>
           <w:rPr>
             <w:rStyle w:val="Hyperlink"/>
@@ -1163,7 +1163,7 @@
       <w:r>
         <w:t xml:space="preserve"> — créé — </w:t>
       </w:r>
-      <w:hyperlink w:history="1" r:id="rId9xj8vu8nwmczh0rdm5fhh">
+      <w:hyperlink w:history="1" r:id="rId0dtfurhe3kxiptdnzvl-a">
         <w:r>
           <w:rPr>
             <w:rStyle w:val="Hyperlink"/>
@@ -1192,7 +1192,7 @@
       <w:r>
         <w:t xml:space="preserve"> — créé — </w:t>
       </w:r>
-      <w:hyperlink w:history="1" r:id="rIdrsuqdnsgp8zb-3ogqud-s">
+      <w:hyperlink w:history="1" r:id="rIdjkmwplw0fn_igpi0vz9qt">
         <w:r>
           <w:rPr>
             <w:rStyle w:val="Hyperlink"/>
@@ -1221,7 +1221,7 @@
       <w:r>
         <w:t xml:space="preserve"> — modifié — </w:t>
       </w:r>
-      <w:hyperlink w:history="1" r:id="rIdn-91kjo158gzuvlm4nnyv">
+      <w:hyperlink w:history="1" r:id="rId__yam1nhl1gzwymtt2v9v">
         <w:r>
           <w:rPr>
             <w:rStyle w:val="Hyperlink"/>
@@ -1250,7 +1250,7 @@
       <w:r>
         <w:t xml:space="preserve"> — modifié — </w:t>
       </w:r>
-      <w:hyperlink w:history="1" r:id="rIdt32s5fubr3nr3v_nvovua">
+      <w:hyperlink w:history="1" r:id="rIdr7x6t7h9g0lky3shvviks">
         <w:r>
           <w:rPr>
             <w:rStyle w:val="Hyperlink"/>
@@ -1279,7 +1279,7 @@
       <w:r>
         <w:t xml:space="preserve"> — modifié — </w:t>
       </w:r>
-      <w:hyperlink w:history="1" r:id="rId17it-6q32mb_hbqpa1_5h">
+      <w:hyperlink w:history="1" r:id="rIdfgvxlb9itsvvs1gqzyi9u">
         <w:r>
           <w:rPr>
             <w:rStyle w:val="Hyperlink"/>
@@ -1308,7 +1308,7 @@
       <w:r>
         <w:t xml:space="preserve"> — modifié — </w:t>
       </w:r>
-      <w:hyperlink w:history="1" r:id="rIdsaqzovplluhtj0qknivva">
+      <w:hyperlink w:history="1" r:id="rIdxtdnijlrk7omvlvvzv0bn">
         <w:r>
           <w:rPr>
             <w:rStyle w:val="Hyperlink"/>
@@ -1337,7 +1337,7 @@
       <w:r>
         <w:t xml:space="preserve"> — modifié — </w:t>
       </w:r>
-      <w:hyperlink w:history="1" r:id="rIdwm5cakybddwjodzwf3kpc">
+      <w:hyperlink w:history="1" r:id="rIdnvbng5aqiozyxuwb_kte1">
         <w:r>
           <w:rPr>
             <w:rStyle w:val="Hyperlink"/>
@@ -1366,7 +1366,7 @@
       <w:r>
         <w:t xml:space="preserve"> — modifié — </w:t>
       </w:r>
-      <w:hyperlink w:history="1" r:id="rIdfalfxnltqolzfdpa8jvbb">
+      <w:hyperlink w:history="1" r:id="rIdsfxb_halh1abcnkeqfkdk">
         <w:r>
           <w:rPr>
             <w:rStyle w:val="Hyperlink"/>
@@ -1395,7 +1395,7 @@
       <w:r>
         <w:t xml:space="preserve"> — modifié — </w:t>
       </w:r>
-      <w:hyperlink w:history="1" r:id="rIdyaylpp2_trw8ckcuxqkcs">
+      <w:hyperlink w:history="1" r:id="rIdtekvonpt863lgybomto2f">
         <w:r>
           <w:rPr>
             <w:rStyle w:val="Hyperlink"/>
@@ -1424,7 +1424,7 @@
       <w:r>
         <w:t xml:space="preserve"> — modifié — </w:t>
       </w:r>
-      <w:hyperlink w:history="1" r:id="rIdok7kc32yflkfcxsbwdc-v">
+      <w:hyperlink w:history="1" r:id="rIdsxgvnferqukrthj5_q3jn">
         <w:r>
           <w:rPr>
             <w:rStyle w:val="Hyperlink"/>
@@ -1453,7 +1453,7 @@
       <w:r>
         <w:t xml:space="preserve"> — modifié — </w:t>
       </w:r>
-      <w:hyperlink w:history="1" r:id="rIdn3-a66idbjg8kme8qpb3k">
+      <w:hyperlink w:history="1" r:id="rIdfr4ujjw1hccbxwtt7damy">
         <w:r>
           <w:rPr>
             <w:rStyle w:val="Hyperlink"/>

--- a/docs/developpement/phases/word/PHASE_55_CE_QUIL_TE_RESTE_ET_MES_FRAIS.docx
+++ b/docs/developpement/phases/word/PHASE_55_CE_QUIL_TE_RESTE_ET_MES_FRAIS.docx
@@ -18,9 +18,9 @@
         <w:shd w:fill="F6F3FF" w:color="auto" w:val="clear"/>
       </w:pPr>
       <w:r>
-        <w:t xml:space="preserve">FlaiX Expert · dossier de développement · généré le 2026-10-23 depuis le dépôt </w:t>
-      </w:r>
-      <w:hyperlink w:history="1" r:id="rIdacigqkgalj54m3kisvpkt">
+        <w:t xml:space="preserve">FlaiX Expert · dossier de développement · généré le 2026-10-24 depuis le dépôt </w:t>
+      </w:r>
+      <w:hyperlink w:history="1" r:id="rIds1oq6sk2hkosa-qsqmuvr">
         <w:r>
           <w:rPr>
             <w:rStyle w:val="Hyperlink"/>
@@ -637,7 +637,7 @@
           <w:numId w:val="2"/>
         </w:numPr>
       </w:pPr>
-      <w:hyperlink w:history="1" r:id="rId8hdbqepfxmxfgpjlmpon8">
+      <w:hyperlink w:history="1" r:id="rIdkvuqpnp9fnofeq4nq_e4t">
         <w:r>
           <w:rPr>
             <w:rStyle w:val="Hyperlink"/>
@@ -657,7 +657,7 @@
           <w:numId w:val="2"/>
         </w:numPr>
       </w:pPr>
-      <w:hyperlink w:history="1" r:id="rIdfyg4rclkgnyhbt5wfwqe-">
+      <w:hyperlink w:history="1" r:id="rIdafqa6fxorqvscmj1pb2b8">
         <w:r>
           <w:rPr>
             <w:rStyle w:val="Hyperlink"/>
@@ -677,7 +677,7 @@
           <w:numId w:val="2"/>
         </w:numPr>
       </w:pPr>
-      <w:hyperlink w:history="1" r:id="rIdyyikcjm9jbeootcizisgp">
+      <w:hyperlink w:history="1" r:id="rIdm_t7smrk7j3_mvlx8d1_n">
         <w:r>
           <w:rPr>
             <w:rStyle w:val="Hyperlink"/>
@@ -725,7 +725,7 @@
       <w:r>
         <w:t xml:space="preserve"> — créé — </w:t>
       </w:r>
-      <w:hyperlink w:history="1" r:id="rIdahdgr-4wvbylkd6kveukd">
+      <w:hyperlink w:history="1" r:id="rIdo_jlwyznrb0keffppdmwx">
         <w:r>
           <w:rPr>
             <w:rStyle w:val="Hyperlink"/>
@@ -762,7 +762,7 @@
       <w:r>
         <w:t xml:space="preserve"> — créé — </w:t>
       </w:r>
-      <w:hyperlink w:history="1" r:id="rIdm0phzz6p8xjvzglyuvzfs">
+      <w:hyperlink w:history="1" r:id="rIdhnd9m8-lhumvradiaatpm">
         <w:r>
           <w:rPr>
             <w:rStyle w:val="Hyperlink"/>
@@ -791,7 +791,7 @@
       <w:r>
         <w:t xml:space="preserve"> — créé — </w:t>
       </w:r>
-      <w:hyperlink w:history="1" r:id="rIdljcys_d3xqpx_g44jijo4">
+      <w:hyperlink w:history="1" r:id="rIdgx4s35n-jaf4bgk0ikyxj">
         <w:r>
           <w:rPr>
             <w:rStyle w:val="Hyperlink"/>
@@ -828,7 +828,7 @@
       <w:r>
         <w:t xml:space="preserve"> — modifié — </w:t>
       </w:r>
-      <w:hyperlink w:history="1" r:id="rIdoonihdkzqfc9qalqivhos">
+      <w:hyperlink w:history="1" r:id="rId84jt_om5sezmamh8bl6oh">
         <w:r>
           <w:rPr>
             <w:rStyle w:val="Hyperlink"/>
@@ -857,7 +857,7 @@
       <w:r>
         <w:t xml:space="preserve"> — modifié — </w:t>
       </w:r>
-      <w:hyperlink w:history="1" r:id="rIdhfvsxpjeadaprsggmpm0l">
+      <w:hyperlink w:history="1" r:id="rIdrocc1mlefb3vqepsal-o0">
         <w:r>
           <w:rPr>
             <w:rStyle w:val="Hyperlink"/>
@@ -886,7 +886,7 @@
       <w:r>
         <w:t xml:space="preserve"> — créé — </w:t>
       </w:r>
-      <w:hyperlink w:history="1" r:id="rIdydlh3ifpkowvut2-nhxzl">
+      <w:hyperlink w:history="1" r:id="rIdzfe5h0_-4o1r4gdj7jdky">
         <w:r>
           <w:rPr>
             <w:rStyle w:val="Hyperlink"/>
@@ -915,7 +915,7 @@
       <w:r>
         <w:t xml:space="preserve"> — modifié — </w:t>
       </w:r>
-      <w:hyperlink w:history="1" r:id="rId8nqjiesehatch8vv3j0ch">
+      <w:hyperlink w:history="1" r:id="rId7a-qtt58o0cqrtg2e4fjb">
         <w:r>
           <w:rPr>
             <w:rStyle w:val="Hyperlink"/>
@@ -944,7 +944,7 @@
       <w:r>
         <w:t xml:space="preserve"> — modifié — </w:t>
       </w:r>
-      <w:hyperlink w:history="1" r:id="rIdap8dnfanzgzk9mid4madj">
+      <w:hyperlink w:history="1" r:id="rIdbvxlsqkam1euhdqtb5niu">
         <w:r>
           <w:rPr>
             <w:rStyle w:val="Hyperlink"/>
@@ -973,7 +973,7 @@
       <w:r>
         <w:t xml:space="preserve"> — modifié — </w:t>
       </w:r>
-      <w:hyperlink w:history="1" r:id="rIdbu2xxposgj6ya6vdcd6tt">
+      <w:hyperlink w:history="1" r:id="rId9po0mjn73nbognq8347au">
         <w:r>
           <w:rPr>
             <w:rStyle w:val="Hyperlink"/>
@@ -1010,7 +1010,7 @@
       <w:r>
         <w:t xml:space="preserve"> — modifié — </w:t>
       </w:r>
-      <w:hyperlink w:history="1" r:id="rIdkl6fz8gkmf61lv0ebwpo2">
+      <w:hyperlink w:history="1" r:id="rId2eqbkx_vkhlho9fjxniuy">
         <w:r>
           <w:rPr>
             <w:rStyle w:val="Hyperlink"/>
@@ -1039,7 +1039,7 @@
       <w:r>
         <w:t xml:space="preserve"> — modifié — </w:t>
       </w:r>
-      <w:hyperlink w:history="1" r:id="rIdm69ob8vjzxreeiw7_0csz">
+      <w:hyperlink w:history="1" r:id="rIdfefcig_1nifgj31mbqtnl">
         <w:r>
           <w:rPr>
             <w:rStyle w:val="Hyperlink"/>
@@ -1068,7 +1068,7 @@
       <w:r>
         <w:t xml:space="preserve"> — créé — </w:t>
       </w:r>
-      <w:hyperlink w:history="1" r:id="rId9lrm01ron2kti0n8miwzn">
+      <w:hyperlink w:history="1" r:id="rIddr_fftq75wi7sh-tm74xp">
         <w:r>
           <w:rPr>
             <w:rStyle w:val="Hyperlink"/>
@@ -1097,7 +1097,7 @@
       <w:r>
         <w:t xml:space="preserve"> — modifié — </w:t>
       </w:r>
-      <w:hyperlink w:history="1" r:id="rIdlvvtp_bsenoh0sjb2ez6l">
+      <w:hyperlink w:history="1" r:id="rIdnfwel32-wksy0efpymb6o">
         <w:r>
           <w:rPr>
             <w:rStyle w:val="Hyperlink"/>
@@ -1134,7 +1134,7 @@
       <w:r>
         <w:t xml:space="preserve"> — modifié — </w:t>
       </w:r>
-      <w:hyperlink w:history="1" r:id="rId79mmm7u_azpn4v9cj2vo2">
+      <w:hyperlink w:history="1" r:id="rIdi5onw9icwc1bow-jf6e-9">
         <w:r>
           <w:rPr>
             <w:rStyle w:val="Hyperlink"/>
@@ -1163,7 +1163,7 @@
       <w:r>
         <w:t xml:space="preserve"> — créé — </w:t>
       </w:r>
-      <w:hyperlink w:history="1" r:id="rId0dtfurhe3kxiptdnzvl-a">
+      <w:hyperlink w:history="1" r:id="rIdrt8sbakn8b89ril_8rbah">
         <w:r>
           <w:rPr>
             <w:rStyle w:val="Hyperlink"/>
@@ -1192,7 +1192,7 @@
       <w:r>
         <w:t xml:space="preserve"> — créé — </w:t>
       </w:r>
-      <w:hyperlink w:history="1" r:id="rIdjkmwplw0fn_igpi0vz9qt">
+      <w:hyperlink w:history="1" r:id="rIdi5gkosiqueflldpgp6b8s">
         <w:r>
           <w:rPr>
             <w:rStyle w:val="Hyperlink"/>
@@ -1221,7 +1221,7 @@
       <w:r>
         <w:t xml:space="preserve"> — modifié — </w:t>
       </w:r>
-      <w:hyperlink w:history="1" r:id="rId__yam1nhl1gzwymtt2v9v">
+      <w:hyperlink w:history="1" r:id="rId_jv3zefc9lsxvdwb3whgm">
         <w:r>
           <w:rPr>
             <w:rStyle w:val="Hyperlink"/>
@@ -1250,7 +1250,7 @@
       <w:r>
         <w:t xml:space="preserve"> — modifié — </w:t>
       </w:r>
-      <w:hyperlink w:history="1" r:id="rIdr7x6t7h9g0lky3shvviks">
+      <w:hyperlink w:history="1" r:id="rIdfombmwkeublkdsj6qle32">
         <w:r>
           <w:rPr>
             <w:rStyle w:val="Hyperlink"/>
@@ -1279,7 +1279,7 @@
       <w:r>
         <w:t xml:space="preserve"> — modifié — </w:t>
       </w:r>
-      <w:hyperlink w:history="1" r:id="rIdfgvxlb9itsvvs1gqzyi9u">
+      <w:hyperlink w:history="1" r:id="rId6uuexoe7vkqeruig9xka9">
         <w:r>
           <w:rPr>
             <w:rStyle w:val="Hyperlink"/>
@@ -1308,7 +1308,7 @@
       <w:r>
         <w:t xml:space="preserve"> — modifié — </w:t>
       </w:r>
-      <w:hyperlink w:history="1" r:id="rIdxtdnijlrk7omvlvvzv0bn">
+      <w:hyperlink w:history="1" r:id="rIdd-wimdsb7akl-rdw0jr69">
         <w:r>
           <w:rPr>
             <w:rStyle w:val="Hyperlink"/>
@@ -1337,7 +1337,7 @@
       <w:r>
         <w:t xml:space="preserve"> — modifié — </w:t>
       </w:r>
-      <w:hyperlink w:history="1" r:id="rIdnvbng5aqiozyxuwb_kte1">
+      <w:hyperlink w:history="1" r:id="rIde1ah_-kqfgg8dfhbx2ukr">
         <w:r>
           <w:rPr>
             <w:rStyle w:val="Hyperlink"/>
@@ -1366,7 +1366,7 @@
       <w:r>
         <w:t xml:space="preserve"> — modifié — </w:t>
       </w:r>
-      <w:hyperlink w:history="1" r:id="rIdsfxb_halh1abcnkeqfkdk">
+      <w:hyperlink w:history="1" r:id="rIdvcsjxpfibuup0gwri0xlp">
         <w:r>
           <w:rPr>
             <w:rStyle w:val="Hyperlink"/>
@@ -1395,7 +1395,7 @@
       <w:r>
         <w:t xml:space="preserve"> — modifié — </w:t>
       </w:r>
-      <w:hyperlink w:history="1" r:id="rIdtekvonpt863lgybomto2f">
+      <w:hyperlink w:history="1" r:id="rIdizhuxgamxf1j5drxmpda6">
         <w:r>
           <w:rPr>
             <w:rStyle w:val="Hyperlink"/>
@@ -1424,7 +1424,7 @@
       <w:r>
         <w:t xml:space="preserve"> — modifié — </w:t>
       </w:r>
-      <w:hyperlink w:history="1" r:id="rIdsxgvnferqukrthj5_q3jn">
+      <w:hyperlink w:history="1" r:id="rIdmkionmjpqwl7tguv1eswi">
         <w:r>
           <w:rPr>
             <w:rStyle w:val="Hyperlink"/>
@@ -1453,7 +1453,7 @@
       <w:r>
         <w:t xml:space="preserve"> — modifié — </w:t>
       </w:r>
-      <w:hyperlink w:history="1" r:id="rIdfr4ujjw1hccbxwtt7damy">
+      <w:hyperlink w:history="1" r:id="rId7qf9a_6hr_mf61jntjyl2">
         <w:r>
           <w:rPr>
             <w:rStyle w:val="Hyperlink"/>

--- a/docs/developpement/phases/word/PHASE_55_CE_QUIL_TE_RESTE_ET_MES_FRAIS.docx
+++ b/docs/developpement/phases/word/PHASE_55_CE_QUIL_TE_RESTE_ET_MES_FRAIS.docx
@@ -18,9 +18,9 @@
         <w:shd w:fill="F6F3FF" w:color="auto" w:val="clear"/>
       </w:pPr>
       <w:r>
-        <w:t xml:space="preserve">FlaiX Expert · dossier de développement · généré le 2026-10-24 depuis le dépôt </w:t>
-      </w:r>
-      <w:hyperlink w:history="1" r:id="rIds1oq6sk2hkosa-qsqmuvr">
+        <w:t xml:space="preserve">FlaiX Expert · dossier de développement · généré le 2026-10-25 depuis le dépôt </w:t>
+      </w:r>
+      <w:hyperlink w:history="1" r:id="rIdrzwluyf49qw09f5srewnf">
         <w:r>
           <w:rPr>
             <w:rStyle w:val="Hyperlink"/>
@@ -637,7 +637,7 @@
           <w:numId w:val="2"/>
         </w:numPr>
       </w:pPr>
-      <w:hyperlink w:history="1" r:id="rIdkvuqpnp9fnofeq4nq_e4t">
+      <w:hyperlink w:history="1" r:id="rIdxepmi52ygnke1zbnzrrmk">
         <w:r>
           <w:rPr>
             <w:rStyle w:val="Hyperlink"/>
@@ -657,7 +657,7 @@
           <w:numId w:val="2"/>
         </w:numPr>
       </w:pPr>
-      <w:hyperlink w:history="1" r:id="rIdafqa6fxorqvscmj1pb2b8">
+      <w:hyperlink w:history="1" r:id="rIdgs8crs1cwhkancrfl3t0-">
         <w:r>
           <w:rPr>
             <w:rStyle w:val="Hyperlink"/>
@@ -677,7 +677,7 @@
           <w:numId w:val="2"/>
         </w:numPr>
       </w:pPr>
-      <w:hyperlink w:history="1" r:id="rIdm_t7smrk7j3_mvlx8d1_n">
+      <w:hyperlink w:history="1" r:id="rIdbew-6rtfwcuyc91z9rzw5">
         <w:r>
           <w:rPr>
             <w:rStyle w:val="Hyperlink"/>
@@ -725,7 +725,7 @@
       <w:r>
         <w:t xml:space="preserve"> — créé — </w:t>
       </w:r>
-      <w:hyperlink w:history="1" r:id="rIdo_jlwyznrb0keffppdmwx">
+      <w:hyperlink w:history="1" r:id="rIdh7kecgooowy43sev_0hqs">
         <w:r>
           <w:rPr>
             <w:rStyle w:val="Hyperlink"/>
@@ -762,7 +762,7 @@
       <w:r>
         <w:t xml:space="preserve"> — créé — </w:t>
       </w:r>
-      <w:hyperlink w:history="1" r:id="rIdhnd9m8-lhumvradiaatpm">
+      <w:hyperlink w:history="1" r:id="rId5fwf8csmw2b4yd_zs3ait">
         <w:r>
           <w:rPr>
             <w:rStyle w:val="Hyperlink"/>
@@ -791,7 +791,7 @@
       <w:r>
         <w:t xml:space="preserve"> — créé — </w:t>
       </w:r>
-      <w:hyperlink w:history="1" r:id="rIdgx4s35n-jaf4bgk0ikyxj">
+      <w:hyperlink w:history="1" r:id="rId3p9shgcaua534w0ej1qns">
         <w:r>
           <w:rPr>
             <w:rStyle w:val="Hyperlink"/>
@@ -828,7 +828,7 @@
       <w:r>
         <w:t xml:space="preserve"> — modifié — </w:t>
       </w:r>
-      <w:hyperlink w:history="1" r:id="rId84jt_om5sezmamh8bl6oh">
+      <w:hyperlink w:history="1" r:id="rIdbmfnnlcog051htefreel3">
         <w:r>
           <w:rPr>
             <w:rStyle w:val="Hyperlink"/>
@@ -857,7 +857,7 @@
       <w:r>
         <w:t xml:space="preserve"> — modifié — </w:t>
       </w:r>
-      <w:hyperlink w:history="1" r:id="rIdrocc1mlefb3vqepsal-o0">
+      <w:hyperlink w:history="1" r:id="rIden5zyilbpgz5k0hypppcx">
         <w:r>
           <w:rPr>
             <w:rStyle w:val="Hyperlink"/>
@@ -886,7 +886,7 @@
       <w:r>
         <w:t xml:space="preserve"> — créé — </w:t>
       </w:r>
-      <w:hyperlink w:history="1" r:id="rIdzfe5h0_-4o1r4gdj7jdky">
+      <w:hyperlink w:history="1" r:id="rIdrgqexxnc8qw2oyrnt7yob">
         <w:r>
           <w:rPr>
             <w:rStyle w:val="Hyperlink"/>
@@ -915,7 +915,7 @@
       <w:r>
         <w:t xml:space="preserve"> — modifié — </w:t>
       </w:r>
-      <w:hyperlink w:history="1" r:id="rId7a-qtt58o0cqrtg2e4fjb">
+      <w:hyperlink w:history="1" r:id="rIdkokwyhxh4vny5efshfhgm">
         <w:r>
           <w:rPr>
             <w:rStyle w:val="Hyperlink"/>
@@ -944,7 +944,7 @@
       <w:r>
         <w:t xml:space="preserve"> — modifié — </w:t>
       </w:r>
-      <w:hyperlink w:history="1" r:id="rIdbvxlsqkam1euhdqtb5niu">
+      <w:hyperlink w:history="1" r:id="rIdc9nw5q93ms6vip_aov7i6">
         <w:r>
           <w:rPr>
             <w:rStyle w:val="Hyperlink"/>
@@ -973,7 +973,7 @@
       <w:r>
         <w:t xml:space="preserve"> — modifié — </w:t>
       </w:r>
-      <w:hyperlink w:history="1" r:id="rId9po0mjn73nbognq8347au">
+      <w:hyperlink w:history="1" r:id="rIdjd1syoetqg02dmque5764">
         <w:r>
           <w:rPr>
             <w:rStyle w:val="Hyperlink"/>
@@ -1010,7 +1010,7 @@
       <w:r>
         <w:t xml:space="preserve"> — modifié — </w:t>
       </w:r>
-      <w:hyperlink w:history="1" r:id="rId2eqbkx_vkhlho9fjxniuy">
+      <w:hyperlink w:history="1" r:id="rIdhrgqfsjxvicxa2skmaegk">
         <w:r>
           <w:rPr>
             <w:rStyle w:val="Hyperlink"/>
@@ -1039,7 +1039,7 @@
       <w:r>
         <w:t xml:space="preserve"> — modifié — </w:t>
       </w:r>
-      <w:hyperlink w:history="1" r:id="rIdfefcig_1nifgj31mbqtnl">
+      <w:hyperlink w:history="1" r:id="rId3zdldja5wo1qxzlua9cqa">
         <w:r>
           <w:rPr>
             <w:rStyle w:val="Hyperlink"/>
@@ -1068,7 +1068,7 @@
       <w:r>
         <w:t xml:space="preserve"> — créé — </w:t>
       </w:r>
-      <w:hyperlink w:history="1" r:id="rIddr_fftq75wi7sh-tm74xp">
+      <w:hyperlink w:history="1" r:id="rIdjvomdm_g6pnhw4jejn2oi">
         <w:r>
           <w:rPr>
             <w:rStyle w:val="Hyperlink"/>
@@ -1097,7 +1097,7 @@
       <w:r>
         <w:t xml:space="preserve"> — modifié — </w:t>
       </w:r>
-      <w:hyperlink w:history="1" r:id="rIdnfwel32-wksy0efpymb6o">
+      <w:hyperlink w:history="1" r:id="rIdlvmpngi11mzx_42bryqps">
         <w:r>
           <w:rPr>
             <w:rStyle w:val="Hyperlink"/>
@@ -1134,7 +1134,7 @@
       <w:r>
         <w:t xml:space="preserve"> — modifié — </w:t>
       </w:r>
-      <w:hyperlink w:history="1" r:id="rIdi5onw9icwc1bow-jf6e-9">
+      <w:hyperlink w:history="1" r:id="rIdvfchzcs56se9bi-zls6ln">
         <w:r>
           <w:rPr>
             <w:rStyle w:val="Hyperlink"/>
@@ -1163,7 +1163,7 @@
       <w:r>
         <w:t xml:space="preserve"> — créé — </w:t>
       </w:r>
-      <w:hyperlink w:history="1" r:id="rIdrt8sbakn8b89ril_8rbah">
+      <w:hyperlink w:history="1" r:id="rIdtwcjoqu92pcoalzxzwlci">
         <w:r>
           <w:rPr>
             <w:rStyle w:val="Hyperlink"/>
@@ -1192,7 +1192,7 @@
       <w:r>
         <w:t xml:space="preserve"> — créé — </w:t>
       </w:r>
-      <w:hyperlink w:history="1" r:id="rIdi5gkosiqueflldpgp6b8s">
+      <w:hyperlink w:history="1" r:id="rIdmfzhshutm3n-jp0kultyu">
         <w:r>
           <w:rPr>
             <w:rStyle w:val="Hyperlink"/>
@@ -1221,7 +1221,7 @@
       <w:r>
         <w:t xml:space="preserve"> — modifié — </w:t>
       </w:r>
-      <w:hyperlink w:history="1" r:id="rId_jv3zefc9lsxvdwb3whgm">
+      <w:hyperlink w:history="1" r:id="rIdml3obxhyjdrrsxiyf2elg">
         <w:r>
           <w:rPr>
             <w:rStyle w:val="Hyperlink"/>
@@ -1250,7 +1250,7 @@
       <w:r>
         <w:t xml:space="preserve"> — modifié — </w:t>
       </w:r>
-      <w:hyperlink w:history="1" r:id="rIdfombmwkeublkdsj6qle32">
+      <w:hyperlink w:history="1" r:id="rIdghsdf9oncszt0jvi7mjkx">
         <w:r>
           <w:rPr>
             <w:rStyle w:val="Hyperlink"/>
@@ -1279,7 +1279,7 @@
       <w:r>
         <w:t xml:space="preserve"> — modifié — </w:t>
       </w:r>
-      <w:hyperlink w:history="1" r:id="rId6uuexoe7vkqeruig9xka9">
+      <w:hyperlink w:history="1" r:id="rIdbb4db_c3jp3iduwrh69gf">
         <w:r>
           <w:rPr>
             <w:rStyle w:val="Hyperlink"/>
@@ -1308,7 +1308,7 @@
       <w:r>
         <w:t xml:space="preserve"> — modifié — </w:t>
       </w:r>
-      <w:hyperlink w:history="1" r:id="rIdd-wimdsb7akl-rdw0jr69">
+      <w:hyperlink w:history="1" r:id="rId0eo4niiv4mwn2bhwfssen">
         <w:r>
           <w:rPr>
             <w:rStyle w:val="Hyperlink"/>
@@ -1337,7 +1337,7 @@
       <w:r>
         <w:t xml:space="preserve"> — modifié — </w:t>
       </w:r>
-      <w:hyperlink w:history="1" r:id="rIde1ah_-kqfgg8dfhbx2ukr">
+      <w:hyperlink w:history="1" r:id="rIdb7anmhbyq_lc4lannlscg">
         <w:r>
           <w:rPr>
             <w:rStyle w:val="Hyperlink"/>
@@ -1366,7 +1366,7 @@
       <w:r>
         <w:t xml:space="preserve"> — modifié — </w:t>
       </w:r>
-      <w:hyperlink w:history="1" r:id="rIdvcsjxpfibuup0gwri0xlp">
+      <w:hyperlink w:history="1" r:id="rIdym_w8ivpdugmb0xvy-jtd">
         <w:r>
           <w:rPr>
             <w:rStyle w:val="Hyperlink"/>
@@ -1395,7 +1395,7 @@
       <w:r>
         <w:t xml:space="preserve"> — modifié — </w:t>
       </w:r>
-      <w:hyperlink w:history="1" r:id="rIdizhuxgamxf1j5drxmpda6">
+      <w:hyperlink w:history="1" r:id="rIdcmzl6k7gzbwzobwf9l1sb">
         <w:r>
           <w:rPr>
             <w:rStyle w:val="Hyperlink"/>
@@ -1424,7 +1424,7 @@
       <w:r>
         <w:t xml:space="preserve"> — modifié — </w:t>
       </w:r>
-      <w:hyperlink w:history="1" r:id="rIdmkionmjpqwl7tguv1eswi">
+      <w:hyperlink w:history="1" r:id="rIdayr2lj56w2phj7xtx91p3">
         <w:r>
           <w:rPr>
             <w:rStyle w:val="Hyperlink"/>
@@ -1453,7 +1453,7 @@
       <w:r>
         <w:t xml:space="preserve"> — modifié — </w:t>
       </w:r>
-      <w:hyperlink w:history="1" r:id="rId7qf9a_6hr_mf61jntjyl2">
+      <w:hyperlink w:history="1" r:id="rIddaeflx4azjgltehmmwpzc">
         <w:r>
           <w:rPr>
             <w:rStyle w:val="Hyperlink"/>

--- a/docs/developpement/phases/word/PHASE_55_CE_QUIL_TE_RESTE_ET_MES_FRAIS.docx
+++ b/docs/developpement/phases/word/PHASE_55_CE_QUIL_TE_RESTE_ET_MES_FRAIS.docx
@@ -20,7 +20,7 @@
       <w:r>
         <w:t xml:space="preserve">FlaiX Expert · dossier de développement · généré le 2026-10-25 depuis le dépôt </w:t>
       </w:r>
-      <w:hyperlink w:history="1" r:id="rIdrzwluyf49qw09f5srewnf">
+      <w:hyperlink w:history="1" r:id="rIdj105ewuoxoetxe49qjxzv">
         <w:r>
           <w:rPr>
             <w:rStyle w:val="Hyperlink"/>
@@ -637,7 +637,7 @@
           <w:numId w:val="2"/>
         </w:numPr>
       </w:pPr>
-      <w:hyperlink w:history="1" r:id="rIdxepmi52ygnke1zbnzrrmk">
+      <w:hyperlink w:history="1" r:id="rIdgkxco8je6nrmn9qfetj9n">
         <w:r>
           <w:rPr>
             <w:rStyle w:val="Hyperlink"/>
@@ -657,7 +657,7 @@
           <w:numId w:val="2"/>
         </w:numPr>
       </w:pPr>
-      <w:hyperlink w:history="1" r:id="rIdgs8crs1cwhkancrfl3t0-">
+      <w:hyperlink w:history="1" r:id="rIdu48erqk-68vupv1apcn53">
         <w:r>
           <w:rPr>
             <w:rStyle w:val="Hyperlink"/>
@@ -677,7 +677,7 @@
           <w:numId w:val="2"/>
         </w:numPr>
       </w:pPr>
-      <w:hyperlink w:history="1" r:id="rIdbew-6rtfwcuyc91z9rzw5">
+      <w:hyperlink w:history="1" r:id="rIdr8e2-yiiruy00mg9y2bck">
         <w:r>
           <w:rPr>
             <w:rStyle w:val="Hyperlink"/>
@@ -725,7 +725,7 @@
       <w:r>
         <w:t xml:space="preserve"> — créé — </w:t>
       </w:r>
-      <w:hyperlink w:history="1" r:id="rIdh7kecgooowy43sev_0hqs">
+      <w:hyperlink w:history="1" r:id="rIdmushhjqnee07fmjep1tiy">
         <w:r>
           <w:rPr>
             <w:rStyle w:val="Hyperlink"/>
@@ -762,7 +762,7 @@
       <w:r>
         <w:t xml:space="preserve"> — créé — </w:t>
       </w:r>
-      <w:hyperlink w:history="1" r:id="rId5fwf8csmw2b4yd_zs3ait">
+      <w:hyperlink w:history="1" r:id="rId3zsfiwad6hu8po-pfw2yx">
         <w:r>
           <w:rPr>
             <w:rStyle w:val="Hyperlink"/>
@@ -791,7 +791,7 @@
       <w:r>
         <w:t xml:space="preserve"> — créé — </w:t>
       </w:r>
-      <w:hyperlink w:history="1" r:id="rId3p9shgcaua534w0ej1qns">
+      <w:hyperlink w:history="1" r:id="rIdga2an1y7aujd7dsxdz2fu">
         <w:r>
           <w:rPr>
             <w:rStyle w:val="Hyperlink"/>
@@ -828,7 +828,7 @@
       <w:r>
         <w:t xml:space="preserve"> — modifié — </w:t>
       </w:r>
-      <w:hyperlink w:history="1" r:id="rIdbmfnnlcog051htefreel3">
+      <w:hyperlink w:history="1" r:id="rIduj_zixi5uff1twfgw4qj7">
         <w:r>
           <w:rPr>
             <w:rStyle w:val="Hyperlink"/>
@@ -857,7 +857,7 @@
       <w:r>
         <w:t xml:space="preserve"> — modifié — </w:t>
       </w:r>
-      <w:hyperlink w:history="1" r:id="rIden5zyilbpgz5k0hypppcx">
+      <w:hyperlink w:history="1" r:id="rIdbkmj766ojmnbfxwpkemep">
         <w:r>
           <w:rPr>
             <w:rStyle w:val="Hyperlink"/>
@@ -886,7 +886,7 @@
       <w:r>
         <w:t xml:space="preserve"> — créé — </w:t>
       </w:r>
-      <w:hyperlink w:history="1" r:id="rIdrgqexxnc8qw2oyrnt7yob">
+      <w:hyperlink w:history="1" r:id="rId6dkmjkosj8uymcyoassqf">
         <w:r>
           <w:rPr>
             <w:rStyle w:val="Hyperlink"/>
@@ -915,7 +915,7 @@
       <w:r>
         <w:t xml:space="preserve"> — modifié — </w:t>
       </w:r>
-      <w:hyperlink w:history="1" r:id="rIdkokwyhxh4vny5efshfhgm">
+      <w:hyperlink w:history="1" r:id="rIdgabidvpwzlbfpwkaoeei0">
         <w:r>
           <w:rPr>
             <w:rStyle w:val="Hyperlink"/>
@@ -944,7 +944,7 @@
       <w:r>
         <w:t xml:space="preserve"> — modifié — </w:t>
       </w:r>
-      <w:hyperlink w:history="1" r:id="rIdc9nw5q93ms6vip_aov7i6">
+      <w:hyperlink w:history="1" r:id="rIdhhkvmspufazmgbyogy3of">
         <w:r>
           <w:rPr>
             <w:rStyle w:val="Hyperlink"/>
@@ -973,7 +973,7 @@
       <w:r>
         <w:t xml:space="preserve"> — modifié — </w:t>
       </w:r>
-      <w:hyperlink w:history="1" r:id="rIdjd1syoetqg02dmque5764">
+      <w:hyperlink w:history="1" r:id="rIdtua3wlxvspyvj_xprxnyy">
         <w:r>
           <w:rPr>
             <w:rStyle w:val="Hyperlink"/>
@@ -1010,7 +1010,7 @@
       <w:r>
         <w:t xml:space="preserve"> — modifié — </w:t>
       </w:r>
-      <w:hyperlink w:history="1" r:id="rIdhrgqfsjxvicxa2skmaegk">
+      <w:hyperlink w:history="1" r:id="rId5dy8tz0lp16zkixkwiq9e">
         <w:r>
           <w:rPr>
             <w:rStyle w:val="Hyperlink"/>
@@ -1039,7 +1039,7 @@
       <w:r>
         <w:t xml:space="preserve"> — modifié — </w:t>
       </w:r>
-      <w:hyperlink w:history="1" r:id="rId3zdldja5wo1qxzlua9cqa">
+      <w:hyperlink w:history="1" r:id="rIdq7ndeaggm36pc72dim1qm">
         <w:r>
           <w:rPr>
             <w:rStyle w:val="Hyperlink"/>
@@ -1068,7 +1068,7 @@
       <w:r>
         <w:t xml:space="preserve"> — créé — </w:t>
       </w:r>
-      <w:hyperlink w:history="1" r:id="rIdjvomdm_g6pnhw4jejn2oi">
+      <w:hyperlink w:history="1" r:id="rIdxu9w_cg47ckqefnbxodag">
         <w:r>
           <w:rPr>
             <w:rStyle w:val="Hyperlink"/>
@@ -1097,7 +1097,7 @@
       <w:r>
         <w:t xml:space="preserve"> — modifié — </w:t>
       </w:r>
-      <w:hyperlink w:history="1" r:id="rIdlvmpngi11mzx_42bryqps">
+      <w:hyperlink w:history="1" r:id="rIdpkyrezeamr5jkjeukiaut">
         <w:r>
           <w:rPr>
             <w:rStyle w:val="Hyperlink"/>
@@ -1134,7 +1134,7 @@
       <w:r>
         <w:t xml:space="preserve"> — modifié — </w:t>
       </w:r>
-      <w:hyperlink w:history="1" r:id="rIdvfchzcs56se9bi-zls6ln">
+      <w:hyperlink w:history="1" r:id="rIdetqsnj0filuvz9ismuxre">
         <w:r>
           <w:rPr>
             <w:rStyle w:val="Hyperlink"/>
@@ -1163,7 +1163,7 @@
       <w:r>
         <w:t xml:space="preserve"> — créé — </w:t>
       </w:r>
-      <w:hyperlink w:history="1" r:id="rIdtwcjoqu92pcoalzxzwlci">
+      <w:hyperlink w:history="1" r:id="rIdjvgvhlvmpfeez8fvdugom">
         <w:r>
           <w:rPr>
             <w:rStyle w:val="Hyperlink"/>
@@ -1192,7 +1192,7 @@
       <w:r>
         <w:t xml:space="preserve"> — créé — </w:t>
       </w:r>
-      <w:hyperlink w:history="1" r:id="rIdmfzhshutm3n-jp0kultyu">
+      <w:hyperlink w:history="1" r:id="rIdiyid5xzwirl8getfi5f4r">
         <w:r>
           <w:rPr>
             <w:rStyle w:val="Hyperlink"/>
@@ -1221,7 +1221,7 @@
       <w:r>
         <w:t xml:space="preserve"> — modifié — </w:t>
       </w:r>
-      <w:hyperlink w:history="1" r:id="rIdml3obxhyjdrrsxiyf2elg">
+      <w:hyperlink w:history="1" r:id="rIdblm6-zwcrpthnues2jm6o">
         <w:r>
           <w:rPr>
             <w:rStyle w:val="Hyperlink"/>
@@ -1250,7 +1250,7 @@
       <w:r>
         <w:t xml:space="preserve"> — modifié — </w:t>
       </w:r>
-      <w:hyperlink w:history="1" r:id="rIdghsdf9oncszt0jvi7mjkx">
+      <w:hyperlink w:history="1" r:id="rIdbxtkzoit7rk8zv52cflkq">
         <w:r>
           <w:rPr>
             <w:rStyle w:val="Hyperlink"/>
@@ -1279,7 +1279,7 @@
       <w:r>
         <w:t xml:space="preserve"> — modifié — </w:t>
       </w:r>
-      <w:hyperlink w:history="1" r:id="rIdbb4db_c3jp3iduwrh69gf">
+      <w:hyperlink w:history="1" r:id="rIdyoal-xmgfluvlx7n4fe0u">
         <w:r>
           <w:rPr>
             <w:rStyle w:val="Hyperlink"/>
@@ -1308,7 +1308,7 @@
       <w:r>
         <w:t xml:space="preserve"> — modifié — </w:t>
       </w:r>
-      <w:hyperlink w:history="1" r:id="rId0eo4niiv4mwn2bhwfssen">
+      <w:hyperlink w:history="1" r:id="rIdebtza9mxwml6xipgt-ufb">
         <w:r>
           <w:rPr>
             <w:rStyle w:val="Hyperlink"/>
@@ -1337,7 +1337,7 @@
       <w:r>
         <w:t xml:space="preserve"> — modifié — </w:t>
       </w:r>
-      <w:hyperlink w:history="1" r:id="rIdb7anmhbyq_lc4lannlscg">
+      <w:hyperlink w:history="1" r:id="rId1wljolbps1d8k184rllgv">
         <w:r>
           <w:rPr>
             <w:rStyle w:val="Hyperlink"/>
@@ -1366,7 +1366,7 @@
       <w:r>
         <w:t xml:space="preserve"> — modifié — </w:t>
       </w:r>
-      <w:hyperlink w:history="1" r:id="rIdym_w8ivpdugmb0xvy-jtd">
+      <w:hyperlink w:history="1" r:id="rIdkhrjqpylmy0zrx8iv2huo">
         <w:r>
           <w:rPr>
             <w:rStyle w:val="Hyperlink"/>
@@ -1395,7 +1395,7 @@
       <w:r>
         <w:t xml:space="preserve"> — modifié — </w:t>
       </w:r>
-      <w:hyperlink w:history="1" r:id="rIdcmzl6k7gzbwzobwf9l1sb">
+      <w:hyperlink w:history="1" r:id="rId1q6b9yjw0nliupw0lqaau">
         <w:r>
           <w:rPr>
             <w:rStyle w:val="Hyperlink"/>
@@ -1424,7 +1424,7 @@
       <w:r>
         <w:t xml:space="preserve"> — modifié — </w:t>
       </w:r>
-      <w:hyperlink w:history="1" r:id="rIdayr2lj56w2phj7xtx91p3">
+      <w:hyperlink w:history="1" r:id="rIdvvna5ybs3k_drqbntpk-l">
         <w:r>
           <w:rPr>
             <w:rStyle w:val="Hyperlink"/>
@@ -1453,7 +1453,7 @@
       <w:r>
         <w:t xml:space="preserve"> — modifié — </w:t>
       </w:r>
-      <w:hyperlink w:history="1" r:id="rIddaeflx4azjgltehmmwpzc">
+      <w:hyperlink w:history="1" r:id="rIdia1i1gn0tbhewx8mygmt6">
         <w:r>
           <w:rPr>
             <w:rStyle w:val="Hyperlink"/>

--- a/docs/developpement/phases/word/PHASE_55_CE_QUIL_TE_RESTE_ET_MES_FRAIS.docx
+++ b/docs/developpement/phases/word/PHASE_55_CE_QUIL_TE_RESTE_ET_MES_FRAIS.docx
@@ -20,7 +20,7 @@
       <w:r>
         <w:t xml:space="preserve">FlaiX Expert · dossier de développement · généré le 2026-10-25 depuis le dépôt </w:t>
       </w:r>
-      <w:hyperlink w:history="1" r:id="rIdj105ewuoxoetxe49qjxzv">
+      <w:hyperlink w:history="1" r:id="rIdhpacgxiaaaxscby5o-p2g">
         <w:r>
           <w:rPr>
             <w:rStyle w:val="Hyperlink"/>
@@ -637,7 +637,7 @@
           <w:numId w:val="2"/>
         </w:numPr>
       </w:pPr>
-      <w:hyperlink w:history="1" r:id="rIdgkxco8je6nrmn9qfetj9n">
+      <w:hyperlink w:history="1" r:id="rIdfitctbdem2egthy8heqzs">
         <w:r>
           <w:rPr>
             <w:rStyle w:val="Hyperlink"/>
@@ -657,7 +657,7 @@
           <w:numId w:val="2"/>
         </w:numPr>
       </w:pPr>
-      <w:hyperlink w:history="1" r:id="rIdu48erqk-68vupv1apcn53">
+      <w:hyperlink w:history="1" r:id="rIdzp_ygxf2kfrm_vlhldhkx">
         <w:r>
           <w:rPr>
             <w:rStyle w:val="Hyperlink"/>
@@ -677,7 +677,7 @@
           <w:numId w:val="2"/>
         </w:numPr>
       </w:pPr>
-      <w:hyperlink w:history="1" r:id="rIdr8e2-yiiruy00mg9y2bck">
+      <w:hyperlink w:history="1" r:id="rId1og_8pfkebw3jrnrrwfbm">
         <w:r>
           <w:rPr>
             <w:rStyle w:val="Hyperlink"/>
@@ -725,7 +725,7 @@
       <w:r>
         <w:t xml:space="preserve"> — créé — </w:t>
       </w:r>
-      <w:hyperlink w:history="1" r:id="rIdmushhjqnee07fmjep1tiy">
+      <w:hyperlink w:history="1" r:id="rId6fr3zcxrmfevoy0v4-vrj">
         <w:r>
           <w:rPr>
             <w:rStyle w:val="Hyperlink"/>
@@ -762,7 +762,7 @@
       <w:r>
         <w:t xml:space="preserve"> — créé — </w:t>
       </w:r>
-      <w:hyperlink w:history="1" r:id="rId3zsfiwad6hu8po-pfw2yx">
+      <w:hyperlink w:history="1" r:id="rIdynrsogmybbjq1hna7tadu">
         <w:r>
           <w:rPr>
             <w:rStyle w:val="Hyperlink"/>
@@ -791,7 +791,7 @@
       <w:r>
         <w:t xml:space="preserve"> — créé — </w:t>
       </w:r>
-      <w:hyperlink w:history="1" r:id="rIdga2an1y7aujd7dsxdz2fu">
+      <w:hyperlink w:history="1" r:id="rIdgvfpd6l6k4izcgonirenz">
         <w:r>
           <w:rPr>
             <w:rStyle w:val="Hyperlink"/>
@@ -828,7 +828,7 @@
       <w:r>
         <w:t xml:space="preserve"> — modifié — </w:t>
       </w:r>
-      <w:hyperlink w:history="1" r:id="rIduj_zixi5uff1twfgw4qj7">
+      <w:hyperlink w:history="1" r:id="rIdvpe8p_hxubvigjfbnbxd3">
         <w:r>
           <w:rPr>
             <w:rStyle w:val="Hyperlink"/>
@@ -857,7 +857,7 @@
       <w:r>
         <w:t xml:space="preserve"> — modifié — </w:t>
       </w:r>
-      <w:hyperlink w:history="1" r:id="rIdbkmj766ojmnbfxwpkemep">
+      <w:hyperlink w:history="1" r:id="rIdumy8hsq5rb3ihtgb6umcd">
         <w:r>
           <w:rPr>
             <w:rStyle w:val="Hyperlink"/>
@@ -886,7 +886,7 @@
       <w:r>
         <w:t xml:space="preserve"> — créé — </w:t>
       </w:r>
-      <w:hyperlink w:history="1" r:id="rId6dkmjkosj8uymcyoassqf">
+      <w:hyperlink w:history="1" r:id="rIdpnkjxzmpbzob2kllilzhv">
         <w:r>
           <w:rPr>
             <w:rStyle w:val="Hyperlink"/>
@@ -915,7 +915,7 @@
       <w:r>
         <w:t xml:space="preserve"> — modifié — </w:t>
       </w:r>
-      <w:hyperlink w:history="1" r:id="rIdgabidvpwzlbfpwkaoeei0">
+      <w:hyperlink w:history="1" r:id="rIdq128nh_j6gkukrewq0t8n">
         <w:r>
           <w:rPr>
             <w:rStyle w:val="Hyperlink"/>
@@ -944,7 +944,7 @@
       <w:r>
         <w:t xml:space="preserve"> — modifié — </w:t>
       </w:r>
-      <w:hyperlink w:history="1" r:id="rIdhhkvmspufazmgbyogy3of">
+      <w:hyperlink w:history="1" r:id="rIdf8f_xgkvngygmqopkh4dw">
         <w:r>
           <w:rPr>
             <w:rStyle w:val="Hyperlink"/>
@@ -973,7 +973,7 @@
       <w:r>
         <w:t xml:space="preserve"> — modifié — </w:t>
       </w:r>
-      <w:hyperlink w:history="1" r:id="rIdtua3wlxvspyvj_xprxnyy">
+      <w:hyperlink w:history="1" r:id="rIdgrab3rnpnvuxnnfpnzfnd">
         <w:r>
           <w:rPr>
             <w:rStyle w:val="Hyperlink"/>
@@ -1010,7 +1010,7 @@
       <w:r>
         <w:t xml:space="preserve"> — modifié — </w:t>
       </w:r>
-      <w:hyperlink w:history="1" r:id="rId5dy8tz0lp16zkixkwiq9e">
+      <w:hyperlink w:history="1" r:id="rIdzb7sukkdtds-nenmlsdpa">
         <w:r>
           <w:rPr>
             <w:rStyle w:val="Hyperlink"/>
@@ -1039,7 +1039,7 @@
       <w:r>
         <w:t xml:space="preserve"> — modifié — </w:t>
       </w:r>
-      <w:hyperlink w:history="1" r:id="rIdq7ndeaggm36pc72dim1qm">
+      <w:hyperlink w:history="1" r:id="rIdqb6ru6ksotagbqcuj9-lb">
         <w:r>
           <w:rPr>
             <w:rStyle w:val="Hyperlink"/>
@@ -1068,7 +1068,7 @@
       <w:r>
         <w:t xml:space="preserve"> — créé — </w:t>
       </w:r>
-      <w:hyperlink w:history="1" r:id="rIdxu9w_cg47ckqefnbxodag">
+      <w:hyperlink w:history="1" r:id="rIdwsbz0_aowb9qwdc2cnpf0">
         <w:r>
           <w:rPr>
             <w:rStyle w:val="Hyperlink"/>
@@ -1097,7 +1097,7 @@
       <w:r>
         <w:t xml:space="preserve"> — modifié — </w:t>
       </w:r>
-      <w:hyperlink w:history="1" r:id="rIdpkyrezeamr5jkjeukiaut">
+      <w:hyperlink w:history="1" r:id="rIdwxbi3ojsnuflxq4cf73dz">
         <w:r>
           <w:rPr>
             <w:rStyle w:val="Hyperlink"/>
@@ -1134,7 +1134,7 @@
       <w:r>
         <w:t xml:space="preserve"> — modifié — </w:t>
       </w:r>
-      <w:hyperlink w:history="1" r:id="rIdetqsnj0filuvz9ismuxre">
+      <w:hyperlink w:history="1" r:id="rIdypb5l-wo75ococfia8b14">
         <w:r>
           <w:rPr>
             <w:rStyle w:val="Hyperlink"/>
@@ -1163,7 +1163,7 @@
       <w:r>
         <w:t xml:space="preserve"> — créé — </w:t>
       </w:r>
-      <w:hyperlink w:history="1" r:id="rIdjvgvhlvmpfeez8fvdugom">
+      <w:hyperlink w:history="1" r:id="rId8hom1obeoyzhhcjyugrfv">
         <w:r>
           <w:rPr>
             <w:rStyle w:val="Hyperlink"/>
@@ -1192,7 +1192,7 @@
       <w:r>
         <w:t xml:space="preserve"> — créé — </w:t>
       </w:r>
-      <w:hyperlink w:history="1" r:id="rIdiyid5xzwirl8getfi5f4r">
+      <w:hyperlink w:history="1" r:id="rIdw1fxf3ytgpa-6tu6nmgld">
         <w:r>
           <w:rPr>
             <w:rStyle w:val="Hyperlink"/>
@@ -1221,7 +1221,7 @@
       <w:r>
         <w:t xml:space="preserve"> — modifié — </w:t>
       </w:r>
-      <w:hyperlink w:history="1" r:id="rIdblm6-zwcrpthnues2jm6o">
+      <w:hyperlink w:history="1" r:id="rId5sykbux9boweyucrtltsb">
         <w:r>
           <w:rPr>
             <w:rStyle w:val="Hyperlink"/>
@@ -1250,7 +1250,7 @@
       <w:r>
         <w:t xml:space="preserve"> — modifié — </w:t>
       </w:r>
-      <w:hyperlink w:history="1" r:id="rIdbxtkzoit7rk8zv52cflkq">
+      <w:hyperlink w:history="1" r:id="rIdjtnlcqfo3wwplcxmzki2-">
         <w:r>
           <w:rPr>
             <w:rStyle w:val="Hyperlink"/>
@@ -1279,7 +1279,7 @@
       <w:r>
         <w:t xml:space="preserve"> — modifié — </w:t>
       </w:r>
-      <w:hyperlink w:history="1" r:id="rIdyoal-xmgfluvlx7n4fe0u">
+      <w:hyperlink w:history="1" r:id="rIdleeq_ygwwmdyt1eyiklsl">
         <w:r>
           <w:rPr>
             <w:rStyle w:val="Hyperlink"/>
@@ -1308,7 +1308,7 @@
       <w:r>
         <w:t xml:space="preserve"> — modifié — </w:t>
       </w:r>
-      <w:hyperlink w:history="1" r:id="rIdebtza9mxwml6xipgt-ufb">
+      <w:hyperlink w:history="1" r:id="rIdap3jesskaepkwehmiiapo">
         <w:r>
           <w:rPr>
             <w:rStyle w:val="Hyperlink"/>
@@ -1337,7 +1337,7 @@
       <w:r>
         <w:t xml:space="preserve"> — modifié — </w:t>
       </w:r>
-      <w:hyperlink w:history="1" r:id="rId1wljolbps1d8k184rllgv">
+      <w:hyperlink w:history="1" r:id="rId1s112rqf8s9opndzorlgf">
         <w:r>
           <w:rPr>
             <w:rStyle w:val="Hyperlink"/>
@@ -1366,7 +1366,7 @@
       <w:r>
         <w:t xml:space="preserve"> — modifié — </w:t>
       </w:r>
-      <w:hyperlink w:history="1" r:id="rIdkhrjqpylmy0zrx8iv2huo">
+      <w:hyperlink w:history="1" r:id="rIdrfetqxrv3ebtaix863zam">
         <w:r>
           <w:rPr>
             <w:rStyle w:val="Hyperlink"/>
@@ -1395,7 +1395,7 @@
       <w:r>
         <w:t xml:space="preserve"> — modifié — </w:t>
       </w:r>
-      <w:hyperlink w:history="1" r:id="rId1q6b9yjw0nliupw0lqaau">
+      <w:hyperlink w:history="1" r:id="rIdvkwpjyqvfzcj-ruiwezrh">
         <w:r>
           <w:rPr>
             <w:rStyle w:val="Hyperlink"/>
@@ -1424,7 +1424,7 @@
       <w:r>
         <w:t xml:space="preserve"> — modifié — </w:t>
       </w:r>
-      <w:hyperlink w:history="1" r:id="rIdvvna5ybs3k_drqbntpk-l">
+      <w:hyperlink w:history="1" r:id="rIdzzkwimkj2r4ju_uyyy4ad">
         <w:r>
           <w:rPr>
             <w:rStyle w:val="Hyperlink"/>
@@ -1453,7 +1453,7 @@
       <w:r>
         <w:t xml:space="preserve"> — modifié — </w:t>
       </w:r>
-      <w:hyperlink w:history="1" r:id="rIdia1i1gn0tbhewx8mygmt6">
+      <w:hyperlink w:history="1" r:id="rIdo8p85azn7aa5cow0mwz3o">
         <w:r>
           <w:rPr>
             <w:rStyle w:val="Hyperlink"/>
